--- a/lessons/7-3/downloads/reveal/7.3-session-2-practice-form-b.docx
+++ b/lessons/7-3/downloads/reveal/7.3-session-2-practice-form-b.docx
@@ -15,7 +15,7 @@
         <w:rPr>
           <w:rFonts w:ascii="Avenir Next" w:hAnsi="Avenir Next" w:cs="Avenir Next" w:eastAsia="Avenir Next"/>
           <w:color w:val="1A1A1A"/>
-          <w:sz w:val="20"/>
+          <w:sz w:val="22"/>
           <w:szCs w:val="20"/>
         </w:rPr>
         <w:t xml:space="preserve">Name</w:t>
@@ -33,7 +33,7 @@
         <w:rPr>
           <w:rFonts w:ascii="Avenir Next" w:hAnsi="Avenir Next" w:cs="Avenir Next" w:eastAsia="Avenir Next"/>
           <w:color w:val="1A1A1A"/>
-          <w:sz w:val="20"/>
+          <w:sz w:val="22"/>
           <w:szCs w:val="20"/>
         </w:rPr>
         <w:t xml:space="preserve">   Date</w:t>
@@ -51,7 +51,7 @@
         <w:rPr>
           <w:rFonts w:ascii="Avenir Next" w:hAnsi="Avenir Next" w:cs="Avenir Next" w:eastAsia="Avenir Next"/>
           <w:color w:val="1A1A1A"/>
-          <w:sz w:val="20"/>
+          <w:sz w:val="22"/>
           <w:szCs w:val="20"/>
         </w:rPr>
         <w:t xml:space="preserve">   Period</w:t>
@@ -78,7 +78,7 @@
           <w:caps/>
           <w:color w:val="003A70"/>
           <w:spacing w:val="12"/>
-          <w:sz w:val="19"/>
+          <w:sz w:val="22"/>
           <w:szCs w:val="19"/>
         </w:rPr>
         <w:t xml:space="preserve">Lesson 7-3  ·  Session 2  ·  Practice  ·  Form B</w:t>
@@ -86,6 +86,7 @@
     </w:p>
     <w:p>
       <w:pPr>
+        <w:pStyle w:val="Heading1"/>
         <w:keepNext/>
         <w:spacing w:before="0" w:after="10" w:line="240" w:lineRule="auto"/>
       </w:pPr>
@@ -111,7 +112,7 @@
         <w:rPr>
           <w:rFonts w:ascii="Avenir Next" w:hAnsi="Avenir Next" w:cs="Avenir Next" w:eastAsia="Avenir Next"/>
           <w:color w:val="5A5F66"/>
-          <w:sz w:val="17"/>
+          <w:sz w:val="22"/>
           <w:szCs w:val="17"/>
         </w:rPr>
         <w:t xml:space="preserve">Learning target — I can use absolute value to find the total distance between a negative and a positive reading.</w:t>
@@ -128,7 +129,7 @@
     </w:p>
     <w:p>
       <w:pPr>
-        <w:spacing w:before="0" w:after="0" w:line="60" w:lineRule="auto"/>
+        <w:spacing w:before="0" w:after="0" w:line="50" w:lineRule="exact"/>
       </w:pPr>
     </w:p>
     <w:tbl>
@@ -167,6 +168,7 @@
           </w:tcPr>
           <w:p>
             <w:pPr>
+              <w:pStyle w:val="Heading2"/>
               <w:spacing w:before="0" w:after="40" w:line="264" w:lineRule="auto"/>
             </w:pPr>
             <w:r>
@@ -194,18 +196,18 @@
                 <w:rFonts w:ascii="Avenir Next" w:hAnsi="Avenir Next" w:cs="Avenir Next" w:eastAsia="Avenir Next"/>
                 <w:b/>
                 <w:color w:val="003A70"/>
+                <w:sz w:val="22"/>
+                <w:szCs w:val="18"/>
+              </w:rPr>
+              <w:t xml:space="preserve">•</w:t>
+            </w:r>
+            <w:r>
+              <w:rPr>
+                <w:rFonts w:ascii="Avenir Next" w:hAnsi="Avenir Next" w:cs="Avenir Next" w:eastAsia="Avenir Next"/>
+                <w:color w:val="1A1A1A"/>
                 <w:sz w:val="18"/>
                 <w:szCs w:val="18"/>
               </w:rPr>
-              <w:t xml:space="preserve">•</w:t>
-            </w:r>
-            <w:r>
-              <w:rPr>
-                <w:rFonts w:ascii="Avenir Next" w:hAnsi="Avenir Next" w:cs="Avenir Next" w:eastAsia="Avenir Next"/>
-                <w:color w:val="1A1A1A"/>
-                <w:sz w:val="18"/>
-                <w:szCs w:val="18"/>
-              </w:rPr>
               <w:tab/>
             </w:r>
             <w:r>
@@ -213,7 +215,7 @@
                 <w:rFonts w:ascii="Avenir Next" w:hAnsi="Avenir Next" w:cs="Avenir Next" w:eastAsia="Avenir Next"/>
                 <w:b/>
                 <w:color w:val="1A1A1A"/>
-                <w:sz w:val="18"/>
+                <w:sz w:val="22"/>
                 <w:szCs w:val="18"/>
               </w:rPr>
               <w:t xml:space="preserve">Opposite sides of 0</w:t>
@@ -222,7 +224,7 @@
               <w:rPr>
                 <w:rFonts w:ascii="Avenir Next" w:hAnsi="Avenir Next" w:cs="Avenir Next" w:eastAsia="Avenir Next"/>
                 <w:color w:val="1A1A1A"/>
-                <w:sz w:val="18"/>
+                <w:sz w:val="22"/>
                 <w:szCs w:val="18"/>
               </w:rPr>
               <w:t xml:space="preserve">: add the absolute values. From −8 to 3: 8 + 3 = 11.</w:t>
@@ -241,18 +243,18 @@
                 <w:rFonts w:ascii="Avenir Next" w:hAnsi="Avenir Next" w:cs="Avenir Next" w:eastAsia="Avenir Next"/>
                 <w:b/>
                 <w:color w:val="003A70"/>
+                <w:sz w:val="22"/>
+                <w:szCs w:val="18"/>
+              </w:rPr>
+              <w:t xml:space="preserve">•</w:t>
+            </w:r>
+            <w:r>
+              <w:rPr>
+                <w:rFonts w:ascii="Avenir Next" w:hAnsi="Avenir Next" w:cs="Avenir Next" w:eastAsia="Avenir Next"/>
+                <w:color w:val="1A1A1A"/>
                 <w:sz w:val="18"/>
                 <w:szCs w:val="18"/>
               </w:rPr>
-              <w:t xml:space="preserve">•</w:t>
-            </w:r>
-            <w:r>
-              <w:rPr>
-                <w:rFonts w:ascii="Avenir Next" w:hAnsi="Avenir Next" w:cs="Avenir Next" w:eastAsia="Avenir Next"/>
-                <w:color w:val="1A1A1A"/>
-                <w:sz w:val="18"/>
-                <w:szCs w:val="18"/>
-              </w:rPr>
               <w:tab/>
             </w:r>
             <w:r>
@@ -260,7 +262,7 @@
                 <w:rFonts w:ascii="Avenir Next" w:hAnsi="Avenir Next" w:cs="Avenir Next" w:eastAsia="Avenir Next"/>
                 <w:b/>
                 <w:color w:val="1A1A1A"/>
-                <w:sz w:val="18"/>
+                <w:sz w:val="22"/>
                 <w:szCs w:val="18"/>
               </w:rPr>
               <w:t xml:space="preserve">Same side of 0</w:t>
@@ -269,7 +271,7 @@
               <w:rPr>
                 <w:rFonts w:ascii="Avenir Next" w:hAnsi="Avenir Next" w:cs="Avenir Next" w:eastAsia="Avenir Next"/>
                 <w:color w:val="1A1A1A"/>
-                <w:sz w:val="18"/>
+                <w:sz w:val="22"/>
                 <w:szCs w:val="18"/>
               </w:rPr>
               <w:t xml:space="preserve">: subtract the smaller absolute value from the larger. From −12 to −5: 12 − 5 = 7.</w:t>
@@ -288,25 +290,25 @@
                 <w:rFonts w:ascii="Avenir Next" w:hAnsi="Avenir Next" w:cs="Avenir Next" w:eastAsia="Avenir Next"/>
                 <w:b/>
                 <w:color w:val="003A70"/>
+                <w:sz w:val="22"/>
+                <w:szCs w:val="18"/>
+              </w:rPr>
+              <w:t xml:space="preserve">•</w:t>
+            </w:r>
+            <w:r>
+              <w:rPr>
+                <w:rFonts w:ascii="Avenir Next" w:hAnsi="Avenir Next" w:cs="Avenir Next" w:eastAsia="Avenir Next"/>
+                <w:color w:val="1A1A1A"/>
                 <w:sz w:val="18"/>
                 <w:szCs w:val="18"/>
               </w:rPr>
-              <w:t xml:space="preserve">•</w:t>
-            </w:r>
-            <w:r>
-              <w:rPr>
-                <w:rFonts w:ascii="Avenir Next" w:hAnsi="Avenir Next" w:cs="Avenir Next" w:eastAsia="Avenir Next"/>
-                <w:color w:val="1A1A1A"/>
-                <w:sz w:val="18"/>
-                <w:szCs w:val="18"/>
-              </w:rPr>
               <w:tab/>
             </w:r>
             <w:r>
               <w:rPr>
                 <w:rFonts w:ascii="Avenir Next" w:hAnsi="Avenir Next" w:cs="Avenir Next" w:eastAsia="Avenir Next"/>
                 <w:color w:val="1A1A1A"/>
-                <w:sz w:val="18"/>
+                <w:sz w:val="22"/>
                 <w:szCs w:val="18"/>
               </w:rPr>
               <w:t xml:space="preserve">A distance is </w:t>
@@ -316,7 +318,7 @@
                 <w:rFonts w:ascii="Avenir Next" w:hAnsi="Avenir Next" w:cs="Avenir Next" w:eastAsia="Avenir Next"/>
                 <w:b/>
                 <w:color w:val="1A1A1A"/>
-                <w:sz w:val="18"/>
+                <w:sz w:val="22"/>
                 <w:szCs w:val="18"/>
               </w:rPr>
               <w:t xml:space="preserve">never negative</w:t>
@@ -325,7 +327,7 @@
               <w:rPr>
                 <w:rFonts w:ascii="Avenir Next" w:hAnsi="Avenir Next" w:cs="Avenir Next" w:eastAsia="Avenir Next"/>
                 <w:color w:val="1A1A1A"/>
-                <w:sz w:val="18"/>
+                <w:sz w:val="22"/>
                 <w:szCs w:val="18"/>
               </w:rPr>
               <w:t xml:space="preserve">. Sketch a number line to see where 0 is.</w:t>
@@ -340,6 +342,7 @@
           </w:tcPr>
           <w:p>
             <w:pPr>
+              <w:pStyle w:val="Heading2"/>
               <w:spacing w:before="0" w:after="40" w:line="264" w:lineRule="auto"/>
             </w:pPr>
             <w:r>
@@ -362,7 +365,7 @@
               <w:rPr>
                 <w:rFonts w:ascii="Avenir Next" w:hAnsi="Avenir Next" w:cs="Avenir Next" w:eastAsia="Avenir Next"/>
                 <w:color w:val="1A1A1A"/>
-                <w:sz w:val="17"/>
+                <w:sz w:val="22"/>
                 <w:szCs w:val="17"/>
               </w:rPr>
               <w:t xml:space="preserve">How far is it from −8 to 3 on a number line?</w:t>
@@ -381,25 +384,25 @@
                 <w:rFonts w:ascii="Avenir Next" w:hAnsi="Avenir Next" w:cs="Avenir Next" w:eastAsia="Avenir Next"/>
                 <w:b/>
                 <w:color w:val="003A70"/>
+                <w:sz w:val="22"/>
+                <w:szCs w:val="17"/>
+              </w:rPr>
+              <w:t xml:space="preserve">Step 1</w:t>
+            </w:r>
+            <w:r>
+              <w:rPr>
+                <w:rFonts w:ascii="Avenir Next" w:hAnsi="Avenir Next" w:cs="Avenir Next" w:eastAsia="Avenir Next"/>
+                <w:color w:val="1A1A1A"/>
                 <w:sz w:val="17"/>
                 <w:szCs w:val="17"/>
               </w:rPr>
-              <w:t xml:space="preserve">Step 1</w:t>
-            </w:r>
-            <w:r>
-              <w:rPr>
-                <w:rFonts w:ascii="Avenir Next" w:hAnsi="Avenir Next" w:cs="Avenir Next" w:eastAsia="Avenir Next"/>
-                <w:color w:val="1A1A1A"/>
-                <w:sz w:val="17"/>
-                <w:szCs w:val="17"/>
-              </w:rPr>
               <w:tab/>
             </w:r>
             <w:r>
               <w:rPr>
                 <w:rFonts w:ascii="Avenir Next" w:hAnsi="Avenir Next" w:cs="Avenir Next" w:eastAsia="Avenir Next"/>
                 <w:color w:val="1A1A1A"/>
-                <w:sz w:val="17"/>
+                <w:sz w:val="22"/>
                 <w:szCs w:val="17"/>
               </w:rPr>
               <w:t xml:space="preserve">0 is between −8 and 3, so they are on opposite sides.</w:t>
@@ -418,25 +421,25 @@
                 <w:rFonts w:ascii="Avenir Next" w:hAnsi="Avenir Next" w:cs="Avenir Next" w:eastAsia="Avenir Next"/>
                 <w:b/>
                 <w:color w:val="003A70"/>
+                <w:sz w:val="22"/>
+                <w:szCs w:val="17"/>
+              </w:rPr>
+              <w:t xml:space="preserve">Step 2</w:t>
+            </w:r>
+            <w:r>
+              <w:rPr>
+                <w:rFonts w:ascii="Avenir Next" w:hAnsi="Avenir Next" w:cs="Avenir Next" w:eastAsia="Avenir Next"/>
+                <w:color w:val="1A1A1A"/>
                 <w:sz w:val="17"/>
                 <w:szCs w:val="17"/>
               </w:rPr>
-              <w:t xml:space="preserve">Step 2</w:t>
-            </w:r>
-            <w:r>
-              <w:rPr>
-                <w:rFonts w:ascii="Avenir Next" w:hAnsi="Avenir Next" w:cs="Avenir Next" w:eastAsia="Avenir Next"/>
-                <w:color w:val="1A1A1A"/>
-                <w:sz w:val="17"/>
-                <w:szCs w:val="17"/>
-              </w:rPr>
               <w:tab/>
             </w:r>
             <w:r>
               <w:rPr>
                 <w:rFonts w:ascii="Avenir Next" w:hAnsi="Avenir Next" w:cs="Avenir Next" w:eastAsia="Avenir Next"/>
                 <w:color w:val="1A1A1A"/>
-                <w:sz w:val="17"/>
+                <w:sz w:val="22"/>
                 <w:szCs w:val="17"/>
               </w:rPr>
               <w:t xml:space="preserve">|−8| = 8 and |3| = 3.</w:t>
@@ -455,25 +458,25 @@
                 <w:rFonts w:ascii="Avenir Next" w:hAnsi="Avenir Next" w:cs="Avenir Next" w:eastAsia="Avenir Next"/>
                 <w:b/>
                 <w:color w:val="003A70"/>
+                <w:sz w:val="22"/>
+                <w:szCs w:val="17"/>
+              </w:rPr>
+              <w:t xml:space="preserve">Step 3</w:t>
+            </w:r>
+            <w:r>
+              <w:rPr>
+                <w:rFonts w:ascii="Avenir Next" w:hAnsi="Avenir Next" w:cs="Avenir Next" w:eastAsia="Avenir Next"/>
+                <w:color w:val="1A1A1A"/>
                 <w:sz w:val="17"/>
                 <w:szCs w:val="17"/>
               </w:rPr>
-              <w:t xml:space="preserve">Step 3</w:t>
-            </w:r>
-            <w:r>
-              <w:rPr>
-                <w:rFonts w:ascii="Avenir Next" w:hAnsi="Avenir Next" w:cs="Avenir Next" w:eastAsia="Avenir Next"/>
-                <w:color w:val="1A1A1A"/>
-                <w:sz w:val="17"/>
-                <w:szCs w:val="17"/>
-              </w:rPr>
               <w:tab/>
             </w:r>
             <w:r>
               <w:rPr>
                 <w:rFonts w:ascii="Avenir Next" w:hAnsi="Avenir Next" w:cs="Avenir Next" w:eastAsia="Avenir Next"/>
                 <w:color w:val="1A1A1A"/>
-                <w:sz w:val="17"/>
+                <w:sz w:val="22"/>
                 <w:szCs w:val="17"/>
               </w:rPr>
               <w:t xml:space="preserve">Add the distances: 8 + 3 = 11.</w:t>
@@ -492,18 +495,18 @@
                 <w:rFonts w:ascii="Avenir Next" w:hAnsi="Avenir Next" w:cs="Avenir Next" w:eastAsia="Avenir Next"/>
                 <w:b/>
                 <w:color w:val="1A1A1A"/>
+                <w:sz w:val="22"/>
+                <w:szCs w:val="17"/>
+              </w:rPr>
+              <w:t xml:space="preserve">Answer</w:t>
+            </w:r>
+            <w:r>
+              <w:rPr>
+                <w:rFonts w:ascii="Avenir Next" w:hAnsi="Avenir Next" w:cs="Avenir Next" w:eastAsia="Avenir Next"/>
+                <w:color w:val="1A1A1A"/>
                 <w:sz w:val="17"/>
                 <w:szCs w:val="17"/>
               </w:rPr>
-              <w:t xml:space="preserve">Answer</w:t>
-            </w:r>
-            <w:r>
-              <w:rPr>
-                <w:rFonts w:ascii="Avenir Next" w:hAnsi="Avenir Next" w:cs="Avenir Next" w:eastAsia="Avenir Next"/>
-                <w:color w:val="1A1A1A"/>
-                <w:sz w:val="17"/>
-                <w:szCs w:val="17"/>
-              </w:rPr>
               <w:tab/>
             </w:r>
             <w:r>
@@ -511,7 +514,7 @@
                 <w:rFonts w:ascii="Avenir Next" w:hAnsi="Avenir Next" w:cs="Avenir Next" w:eastAsia="Avenir Next"/>
                 <w:b/>
                 <w:color w:val="1A1A1A"/>
-                <w:sz w:val="17"/>
+                <w:sz w:val="22"/>
                 <w:szCs w:val="17"/>
               </w:rPr>
               <w:t xml:space="preserve">11 units</w:t>
@@ -540,7 +543,7 @@
           <w:rFonts w:ascii="Avenir Next" w:hAnsi="Avenir Next" w:cs="Avenir Next" w:eastAsia="Avenir Next"/>
           <w:b/>
           <w:color w:val="1A1A1A"/>
-          <w:sz w:val="17"/>
+          <w:sz w:val="22"/>
           <w:szCs w:val="17"/>
         </w:rPr>
         <w:t xml:space="preserve">absolute value</w:t>
@@ -550,7 +553,7 @@
           <w:rFonts w:ascii="Avenir Next" w:hAnsi="Avenir Next" w:cs="Avenir Next" w:eastAsia="Avenir Next"/>
           <w:i/>
           <w:color w:val="5A5F66"/>
-          <w:sz w:val="17"/>
+          <w:sz w:val="22"/>
           <w:szCs w:val="17"/>
         </w:rPr>
         <w:t xml:space="preserve"> (valor absoluto)</w:t>
@@ -559,7 +562,7 @@
         <w:rPr>
           <w:rFonts w:ascii="Avenir Next" w:hAnsi="Avenir Next" w:cs="Avenir Next" w:eastAsia="Avenir Next"/>
           <w:color w:val="5A5F66"/>
-          <w:sz w:val="17"/>
+          <w:sz w:val="22"/>
           <w:szCs w:val="17"/>
         </w:rPr>
         <w:t xml:space="preserve">   ·   </w:t>
@@ -569,7 +572,7 @@
           <w:rFonts w:ascii="Avenir Next" w:hAnsi="Avenir Next" w:cs="Avenir Next" w:eastAsia="Avenir Next"/>
           <w:b/>
           <w:color w:val="1A1A1A"/>
-          <w:sz w:val="17"/>
+          <w:sz w:val="22"/>
           <w:szCs w:val="17"/>
         </w:rPr>
         <w:t xml:space="preserve">distance</w:t>
@@ -579,7 +582,7 @@
           <w:rFonts w:ascii="Avenir Next" w:hAnsi="Avenir Next" w:cs="Avenir Next" w:eastAsia="Avenir Next"/>
           <w:i/>
           <w:color w:val="5A5F66"/>
-          <w:sz w:val="17"/>
+          <w:sz w:val="22"/>
           <w:szCs w:val="17"/>
         </w:rPr>
         <w:t xml:space="preserve"> (distancia)</w:t>
@@ -588,7 +591,7 @@
         <w:rPr>
           <w:rFonts w:ascii="Avenir Next" w:hAnsi="Avenir Next" w:cs="Avenir Next" w:eastAsia="Avenir Next"/>
           <w:color w:val="5A5F66"/>
-          <w:sz w:val="17"/>
+          <w:sz w:val="22"/>
           <w:szCs w:val="17"/>
         </w:rPr>
         <w:t xml:space="preserve">   ·   </w:t>
@@ -598,7 +601,7 @@
           <w:rFonts w:ascii="Avenir Next" w:hAnsi="Avenir Next" w:cs="Avenir Next" w:eastAsia="Avenir Next"/>
           <w:b/>
           <w:color w:val="1A1A1A"/>
-          <w:sz w:val="17"/>
+          <w:sz w:val="22"/>
           <w:szCs w:val="17"/>
         </w:rPr>
         <w:t xml:space="preserve">opposite sides</w:t>
@@ -608,7 +611,7 @@
           <w:rFonts w:ascii="Avenir Next" w:hAnsi="Avenir Next" w:cs="Avenir Next" w:eastAsia="Avenir Next"/>
           <w:i/>
           <w:color w:val="5A5F66"/>
-          <w:sz w:val="17"/>
+          <w:sz w:val="22"/>
           <w:szCs w:val="17"/>
         </w:rPr>
         <w:t xml:space="preserve"> (lados opuestos)</w:t>
@@ -616,6 +619,7 @@
     </w:p>
     <w:p>
       <w:pPr>
+        <w:pStyle w:val="Heading2"/>
         <w:keepNext/>
         <w:pBdr>
           <w:bottom w:val="single" w:sz="8" w:space="3" w:color="003A70"/>
@@ -631,7 +635,7 @@
           <w:b/>
           <w:color w:val="003A70"/>
           <w:spacing w:val="14"/>
-          <w:sz w:val="19"/>
+          <w:sz w:val="22"/>
           <w:szCs w:val="19"/>
         </w:rPr>
         <w:t xml:space="preserve">PRACTICE</w:t>
@@ -650,7 +654,7 @@
           <w:rFonts w:ascii="Avenir Next" w:hAnsi="Avenir Next" w:cs="Avenir Next" w:eastAsia="Avenir Next"/>
           <w:i/>
           <w:color w:val="5A5F66"/>
-          <w:sz w:val="17"/>
+          <w:sz w:val="22"/>
           <w:szCs w:val="17"/>
         </w:rPr>
         <w:t xml:space="preserve">show your work · label units</w:t>
@@ -658,7 +662,7 @@
     </w:p>
     <w:p>
       <w:pPr>
-        <w:spacing w:before="0" w:after="0" w:line="20" w:lineRule="exact"/>
+        <w:spacing w:before="0" w:after="0" w:line="50" w:lineRule="exact"/>
       </w:pPr>
     </w:p>
     <w:tbl>
@@ -708,25 +712,25 @@
                 <w:rFonts w:ascii="Avenir Next" w:hAnsi="Avenir Next" w:cs="Avenir Next" w:eastAsia="Avenir Next"/>
                 <w:b/>
                 <w:color w:val="1A1A1A"/>
+                <w:sz w:val="22"/>
+                <w:szCs w:val="20"/>
+              </w:rPr>
+              <w:t xml:space="preserve">1.</w:t>
+            </w:r>
+            <w:r>
+              <w:rPr>
+                <w:rFonts w:ascii="Avenir Next" w:hAnsi="Avenir Next" w:cs="Avenir Next" w:eastAsia="Avenir Next"/>
+                <w:color w:val="1A1A1A"/>
                 <w:sz w:val="20"/>
                 <w:szCs w:val="20"/>
               </w:rPr>
-              <w:t xml:space="preserve">1.</w:t>
-            </w:r>
-            <w:r>
-              <w:rPr>
-                <w:rFonts w:ascii="Avenir Next" w:hAnsi="Avenir Next" w:cs="Avenir Next" w:eastAsia="Avenir Next"/>
-                <w:color w:val="1A1A1A"/>
-                <w:sz w:val="20"/>
-                <w:szCs w:val="20"/>
-              </w:rPr>
               <w:tab/>
             </w:r>
             <w:r>
               <w:rPr>
                 <w:rFonts w:ascii="Avenir Next" w:hAnsi="Avenir Next" w:cs="Avenir Next" w:eastAsia="Avenir Next"/>
                 <w:color w:val="1A1A1A"/>
-                <w:sz w:val="20"/>
+                <w:sz w:val="22"/>
                 <w:szCs w:val="20"/>
               </w:rPr>
               <w:t xml:space="preserve">Find the distance between each pair of numbers.</w:t>
@@ -781,7 +785,7 @@
                       <w:rFonts w:ascii="Avenir Next" w:hAnsi="Avenir Next" w:cs="Avenir Next" w:eastAsia="Avenir Next"/>
                       <w:b/>
                       <w:color w:val="003A70"/>
-                      <w:sz w:val="20"/>
+                      <w:sz w:val="22"/>
                       <w:szCs w:val="20"/>
                     </w:rPr>
                     <w:t xml:space="preserve">a.</w:t>
@@ -799,7 +803,7 @@
                     <w:rPr>
                       <w:rFonts w:ascii="Avenir Next" w:hAnsi="Avenir Next" w:cs="Avenir Next" w:eastAsia="Avenir Next"/>
                       <w:color w:val="1A1A1A"/>
-                      <w:sz w:val="20"/>
+                      <w:sz w:val="22"/>
                       <w:szCs w:val="20"/>
                     </w:rPr>
                     <w:t xml:space="preserve">−18 and 5</w:t>
@@ -843,7 +847,7 @@
                       <w:rFonts w:ascii="Avenir Next" w:hAnsi="Avenir Next" w:cs="Avenir Next" w:eastAsia="Avenir Next"/>
                       <w:b/>
                       <w:color w:val="003A70"/>
-                      <w:sz w:val="20"/>
+                      <w:sz w:val="22"/>
                       <w:szCs w:val="20"/>
                     </w:rPr>
                     <w:t xml:space="preserve">b.</w:t>
@@ -861,7 +865,7 @@
                     <w:rPr>
                       <w:rFonts w:ascii="Avenir Next" w:hAnsi="Avenir Next" w:cs="Avenir Next" w:eastAsia="Avenir Next"/>
                       <w:color w:val="1A1A1A"/>
-                      <w:sz w:val="20"/>
+                      <w:sz w:val="22"/>
                       <w:szCs w:val="20"/>
                     </w:rPr>
                     <w:t xml:space="preserve">7 and 25</w:t>
@@ -911,7 +915,7 @@
                       <w:rFonts w:ascii="Avenir Next" w:hAnsi="Avenir Next" w:cs="Avenir Next" w:eastAsia="Avenir Next"/>
                       <w:b/>
                       <w:color w:val="003A70"/>
-                      <w:sz w:val="20"/>
+                      <w:sz w:val="22"/>
                       <w:szCs w:val="20"/>
                     </w:rPr>
                     <w:t xml:space="preserve">c.</w:t>
@@ -929,7 +933,7 @@
                     <w:rPr>
                       <w:rFonts w:ascii="Avenir Next" w:hAnsi="Avenir Next" w:cs="Avenir Next" w:eastAsia="Avenir Next"/>
                       <w:color w:val="1A1A1A"/>
-                      <w:sz w:val="20"/>
+                      <w:sz w:val="22"/>
                       <w:szCs w:val="20"/>
                     </w:rPr>
                     <w:t xml:space="preserve">−20 and −6</w:t>
@@ -973,7 +977,7 @@
                       <w:rFonts w:ascii="Avenir Next" w:hAnsi="Avenir Next" w:cs="Avenir Next" w:eastAsia="Avenir Next"/>
                       <w:b/>
                       <w:color w:val="003A70"/>
-                      <w:sz w:val="20"/>
+                      <w:sz w:val="22"/>
                       <w:szCs w:val="20"/>
                     </w:rPr>
                     <w:t xml:space="preserve">d.</w:t>
@@ -991,7 +995,7 @@
                     <w:rPr>
                       <w:rFonts w:ascii="Avenir Next" w:hAnsi="Avenir Next" w:cs="Avenir Next" w:eastAsia="Avenir Next"/>
                       <w:color w:val="1A1A1A"/>
-                      <w:sz w:val="20"/>
+                      <w:sz w:val="22"/>
                       <w:szCs w:val="20"/>
                     </w:rPr>
                     <w:t xml:space="preserve">−8 and 3</w:t>
@@ -1021,7 +1025,7 @@
           </w:tbl>
           <w:p>
             <w:pPr>
-              <w:spacing w:before="0" w:after="0" w:line="24" w:lineRule="auto"/>
+              <w:spacing w:before="0" w:after="0" w:line="50" w:lineRule="exact"/>
             </w:pPr>
           </w:p>
         </w:tc>
@@ -1029,12 +1033,12 @@
     </w:tbl>
     <w:p>
       <w:pPr>
-        <w:spacing w:before="0" w:after="0" w:line="20" w:lineRule="exact"/>
+        <w:spacing w:before="0" w:after="0" w:line="50" w:lineRule="exact"/>
       </w:pPr>
     </w:p>
     <w:p>
       <w:pPr>
-        <w:spacing w:before="0" w:after="0" w:line="20" w:lineRule="exact"/>
+        <w:spacing w:before="0" w:after="0" w:line="50" w:lineRule="exact"/>
       </w:pPr>
     </w:p>
     <w:tbl>
@@ -1084,18 +1088,18 @@
                 <w:rFonts w:ascii="Avenir Next" w:hAnsi="Avenir Next" w:cs="Avenir Next" w:eastAsia="Avenir Next"/>
                 <w:b/>
                 <w:color w:val="1A1A1A"/>
+                <w:sz w:val="22"/>
+                <w:szCs w:val="20"/>
+              </w:rPr>
+              <w:t xml:space="preserve">2.</w:t>
+            </w:r>
+            <w:r>
+              <w:rPr>
+                <w:rFonts w:ascii="Avenir Next" w:hAnsi="Avenir Next" w:cs="Avenir Next" w:eastAsia="Avenir Next"/>
+                <w:color w:val="1A1A1A"/>
                 <w:sz w:val="20"/>
                 <w:szCs w:val="20"/>
               </w:rPr>
-              <w:t xml:space="preserve">2.</w:t>
-            </w:r>
-            <w:r>
-              <w:rPr>
-                <w:rFonts w:ascii="Avenir Next" w:hAnsi="Avenir Next" w:cs="Avenir Next" w:eastAsia="Avenir Next"/>
-                <w:color w:val="1A1A1A"/>
-                <w:sz w:val="20"/>
-                <w:szCs w:val="20"/>
-              </w:rPr>
               <w:tab/>
             </w:r>
             <w:r>
@@ -1103,7 +1107,7 @@
                 <w:rFonts w:ascii="Avenir Next" w:hAnsi="Avenir Next" w:cs="Avenir Next" w:eastAsia="Avenir Next"/>
                 <w:b/>
                 <w:color w:val="1A1A1A"/>
-                <w:sz w:val="20"/>
+                <w:sz w:val="22"/>
                 <w:szCs w:val="20"/>
               </w:rPr>
               <w:t xml:space="preserve">Freezer Thermometer.  </w:t>
@@ -1112,7 +1116,7 @@
               <w:rPr>
                 <w:rFonts w:ascii="Avenir Next" w:hAnsi="Avenir Next" w:cs="Avenir Next" w:eastAsia="Avenir Next"/>
                 <w:color w:val="1A1A1A"/>
-                <w:sz w:val="20"/>
+                <w:sz w:val="22"/>
                 <w:szCs w:val="20"/>
               </w:rPr>
               <w:t xml:space="preserve">A freezer read −10.5 degrees before defrosting and 7.5 degrees after. Zero is the freezing point of water.</w:t>
@@ -1129,7 +1133,7 @@
                 <w:rFonts w:ascii="Avenir Next" w:hAnsi="Avenir Next" w:cs="Avenir Next" w:eastAsia="Avenir Next"/>
                 <w:b/>
                 <w:color w:val="003A70"/>
-                <w:sz w:val="17"/>
+                <w:sz w:val="22"/>
                 <w:szCs w:val="17"/>
               </w:rPr>
               <w:t xml:space="preserve">Hint  </w:t>
@@ -1139,7 +1143,7 @@
                 <w:rFonts w:ascii="Avenir Next" w:hAnsi="Avenir Next" w:cs="Avenir Next" w:eastAsia="Avenir Next"/>
                 <w:i/>
                 <w:color w:val="5A5F66"/>
-                <w:sz w:val="17"/>
+                <w:sz w:val="22"/>
                 <w:szCs w:val="17"/>
               </w:rPr>
               <w:t xml:space="preserve">Zero is between the readings, so add.</w:t>
@@ -1155,7 +1159,7 @@
               <w:drawing>
                 <wp:inline distT="0" distB="0" distL="0" distR="0">
                   <wp:extent cx="5120640" cy="566928"/>
-                  <wp:docPr id="1" name="Figure 1"/>
+                  <wp:docPr id="1" name="Figure 1" descr="Number line from -12 to 12, ticks every 1.5."/>
                   <a:graphic xmlns:a="http://schemas.openxmlformats.org/drawingml/2006/main">
                     <a:graphicData uri="http://schemas.openxmlformats.org/drawingml/2006/picture">
                       <pic:pic xmlns:pic="http://schemas.openxmlformats.org/drawingml/2006/picture">
@@ -1199,10 +1203,28 @@
                 <w:rFonts w:ascii="Avenir Next" w:hAnsi="Avenir Next" w:cs="Avenir Next" w:eastAsia="Avenir Next"/>
                 <w:b/>
                 <w:color w:val="003A70"/>
+                <w:sz w:val="22"/>
+                <w:szCs w:val="20"/>
+              </w:rPr>
+              <w:t xml:space="preserve">a.</w:t>
+            </w:r>
+            <w:r>
+              <w:rPr>
+                <w:rFonts w:ascii="Avenir Next" w:hAnsi="Avenir Next" w:cs="Avenir Next" w:eastAsia="Avenir Next"/>
+                <w:color w:val="1A1A1A"/>
                 <w:sz w:val="20"/>
                 <w:szCs w:val="20"/>
               </w:rPr>
-              <w:t xml:space="preserve">a.</w:t>
+              <w:tab/>
+            </w:r>
+            <w:r>
+              <w:rPr>
+                <w:rFonts w:ascii="Avenir Next" w:hAnsi="Avenir Next" w:cs="Avenir Next" w:eastAsia="Avenir Next"/>
+                <w:color w:val="1A1A1A"/>
+                <w:sz w:val="22"/>
+                <w:szCs w:val="20"/>
+              </w:rPr>
+              <w:t xml:space="preserve">Plot both readings. Absolute values: Before </w:t>
             </w:r>
             <w:r>
               <w:rPr>
@@ -1210,24 +1232,6 @@
                 <w:color w:val="1A1A1A"/>
                 <w:sz w:val="20"/>
                 <w:szCs w:val="20"/>
-              </w:rPr>
-              <w:tab/>
-            </w:r>
-            <w:r>
-              <w:rPr>
-                <w:rFonts w:ascii="Avenir Next" w:hAnsi="Avenir Next" w:cs="Avenir Next" w:eastAsia="Avenir Next"/>
-                <w:color w:val="1A1A1A"/>
-                <w:sz w:val="20"/>
-                <w:szCs w:val="20"/>
-              </w:rPr>
-              <w:t xml:space="preserve">Plot both readings. Absolute values: Before </w:t>
-            </w:r>
-            <w:r>
-              <w:rPr>
-                <w:rFonts w:ascii="Avenir Next" w:hAnsi="Avenir Next" w:cs="Avenir Next" w:eastAsia="Avenir Next"/>
-                <w:color w:val="1A1A1A"/>
-                <w:sz w:val="20"/>
-                <w:szCs w:val="20"/>
                 <w:u w:val="single"/>
               </w:rPr>
               <w:t xml:space="preserve">      </w:t>
@@ -1236,7 +1240,7 @@
               <w:rPr>
                 <w:rFonts w:ascii="Avenir Next" w:hAnsi="Avenir Next" w:cs="Avenir Next" w:eastAsia="Avenir Next"/>
                 <w:color w:val="1A1A1A"/>
-                <w:sz w:val="20"/>
+                <w:sz w:val="22"/>
                 <w:szCs w:val="20"/>
               </w:rPr>
               <w:t xml:space="preserve"> After </w:t>
@@ -1266,10 +1270,28 @@
                 <w:rFonts w:ascii="Avenir Next" w:hAnsi="Avenir Next" w:cs="Avenir Next" w:eastAsia="Avenir Next"/>
                 <w:b/>
                 <w:color w:val="003A70"/>
+                <w:sz w:val="22"/>
+                <w:szCs w:val="20"/>
+              </w:rPr>
+              <w:t xml:space="preserve">b.</w:t>
+            </w:r>
+            <w:r>
+              <w:rPr>
+                <w:rFonts w:ascii="Avenir Next" w:hAnsi="Avenir Next" w:cs="Avenir Next" w:eastAsia="Avenir Next"/>
+                <w:color w:val="1A1A1A"/>
                 <w:sz w:val="20"/>
                 <w:szCs w:val="20"/>
               </w:rPr>
-              <w:t xml:space="preserve">b.</w:t>
+              <w:tab/>
+            </w:r>
+            <w:r>
+              <w:rPr>
+                <w:rFonts w:ascii="Avenir Next" w:hAnsi="Avenir Next" w:cs="Avenir Next" w:eastAsia="Avenir Next"/>
+                <w:color w:val="1A1A1A"/>
+                <w:sz w:val="22"/>
+                <w:szCs w:val="20"/>
+              </w:rPr>
+              <w:t xml:space="preserve">Find the total change.</w:t>
             </w:r>
             <w:r>
               <w:rPr>
@@ -1278,7 +1300,7 @@
                 <w:sz w:val="20"/>
                 <w:szCs w:val="20"/>
               </w:rPr>
-              <w:tab/>
+              <w:t xml:space="preserve">  </w:t>
             </w:r>
             <w:r>
               <w:rPr>
@@ -1286,24 +1308,6 @@
                 <w:color w:val="1A1A1A"/>
                 <w:sz w:val="20"/>
                 <w:szCs w:val="20"/>
-              </w:rPr>
-              <w:t xml:space="preserve">Find the total change.</w:t>
-            </w:r>
-            <w:r>
-              <w:rPr>
-                <w:rFonts w:ascii="Avenir Next" w:hAnsi="Avenir Next" w:cs="Avenir Next" w:eastAsia="Avenir Next"/>
-                <w:color w:val="1A1A1A"/>
-                <w:sz w:val="20"/>
-                <w:szCs w:val="20"/>
-              </w:rPr>
-              <w:t xml:space="preserve">  </w:t>
-            </w:r>
-            <w:r>
-              <w:rPr>
-                <w:rFonts w:ascii="Avenir Next" w:hAnsi="Avenir Next" w:cs="Avenir Next" w:eastAsia="Avenir Next"/>
-                <w:color w:val="1A1A1A"/>
-                <w:sz w:val="20"/>
-                <w:szCs w:val="20"/>
                 <w:u w:val="single"/>
               </w:rPr>
               <w:t xml:space="preserve">                </w:t>
@@ -1312,7 +1316,7 @@
               <w:rPr>
                 <w:rFonts w:ascii="Avenir Next" w:hAnsi="Avenir Next" w:cs="Avenir Next" w:eastAsia="Avenir Next"/>
                 <w:color w:val="1A1A1A"/>
-                <w:sz w:val="20"/>
+                <w:sz w:val="22"/>
                 <w:szCs w:val="20"/>
               </w:rPr>
               <w:t xml:space="preserve"> degrees</w:t>
@@ -1323,12 +1327,12 @@
     </w:tbl>
     <w:p>
       <w:pPr>
-        <w:spacing w:before="0" w:after="0" w:line="20" w:lineRule="exact"/>
+        <w:spacing w:before="0" w:after="0" w:line="50" w:lineRule="exact"/>
       </w:pPr>
     </w:p>
     <w:p>
       <w:pPr>
-        <w:spacing w:before="0" w:after="0" w:line="20" w:lineRule="exact"/>
+        <w:spacing w:before="0" w:after="0" w:line="50" w:lineRule="exact"/>
       </w:pPr>
     </w:p>
     <w:tbl>
@@ -1379,18 +1383,18 @@
                 <w:rFonts w:ascii="Avenir Next" w:hAnsi="Avenir Next" w:cs="Avenir Next" w:eastAsia="Avenir Next"/>
                 <w:b/>
                 <w:color w:val="1A1A1A"/>
+                <w:sz w:val="22"/>
+                <w:szCs w:val="20"/>
+              </w:rPr>
+              <w:t xml:space="preserve">3.</w:t>
+            </w:r>
+            <w:r>
+              <w:rPr>
+                <w:rFonts w:ascii="Avenir Next" w:hAnsi="Avenir Next" w:cs="Avenir Next" w:eastAsia="Avenir Next"/>
+                <w:color w:val="1A1A1A"/>
                 <w:sz w:val="20"/>
                 <w:szCs w:val="20"/>
               </w:rPr>
-              <w:t xml:space="preserve">3.</w:t>
-            </w:r>
-            <w:r>
-              <w:rPr>
-                <w:rFonts w:ascii="Avenir Next" w:hAnsi="Avenir Next" w:cs="Avenir Next" w:eastAsia="Avenir Next"/>
-                <w:color w:val="1A1A1A"/>
-                <w:sz w:val="20"/>
-                <w:szCs w:val="20"/>
-              </w:rPr>
               <w:tab/>
             </w:r>
             <w:r>
@@ -1398,7 +1402,7 @@
                 <w:rFonts w:ascii="Avenir Next" w:hAnsi="Avenir Next" w:cs="Avenir Next" w:eastAsia="Avenir Next"/>
                 <w:b/>
                 <w:color w:val="1A1A1A"/>
-                <w:sz w:val="20"/>
+                <w:sz w:val="22"/>
                 <w:szCs w:val="20"/>
               </w:rPr>
               <w:t xml:space="preserve">Garage Elevator.  </w:t>
@@ -1407,7 +1411,7 @@
               <w:rPr>
                 <w:rFonts w:ascii="Avenir Next" w:hAnsi="Avenir Next" w:cs="Avenir Next" w:eastAsia="Avenir Next"/>
                 <w:color w:val="1A1A1A"/>
-                <w:sz w:val="20"/>
+                <w:sz w:val="22"/>
                 <w:szCs w:val="20"/>
               </w:rPr>
               <w:t xml:space="preserve">An elevator goes from floor −6 up to floor 8. How many floors does it travel?</w:t>
@@ -1424,7 +1428,7 @@
                 <w:rFonts w:ascii="Avenir Next" w:hAnsi="Avenir Next" w:cs="Avenir Next" w:eastAsia="Avenir Next"/>
                 <w:b/>
                 <w:color w:val="003A70"/>
-                <w:sz w:val="17"/>
+                <w:sz w:val="22"/>
                 <w:szCs w:val="17"/>
               </w:rPr>
               <w:t xml:space="preserve">Hint  </w:t>
@@ -1434,7 +1438,7 @@
                 <w:rFonts w:ascii="Avenir Next" w:hAnsi="Avenir Next" w:cs="Avenir Next" w:eastAsia="Avenir Next"/>
                 <w:i/>
                 <w:color w:val="5A5F66"/>
-                <w:sz w:val="17"/>
+                <w:sz w:val="22"/>
                 <w:szCs w:val="17"/>
               </w:rPr>
               <w:t xml:space="preserve">Count 6 floors up to 0, then 8 more.</w:t>
@@ -1442,7 +1446,7 @@
           </w:p>
           <w:p>
             <w:pPr>
-              <w:spacing w:before="0" w:after="0" w:line="60" w:lineRule="auto"/>
+              <w:spacing w:before="0" w:after="0" w:line="50" w:lineRule="exact"/>
             </w:pPr>
           </w:p>
           <w:tbl>
@@ -1511,25 +1515,25 @@
                 <w:rFonts w:ascii="Avenir Next" w:hAnsi="Avenir Next" w:cs="Avenir Next" w:eastAsia="Avenir Next"/>
                 <w:b/>
                 <w:color w:val="1A1A1A"/>
+                <w:sz w:val="22"/>
+                <w:szCs w:val="18"/>
+              </w:rPr>
+              <w:t xml:space="preserve">Answer</w:t>
+            </w:r>
+            <w:r>
+              <w:rPr>
+                <w:rFonts w:ascii="Avenir Next" w:hAnsi="Avenir Next" w:cs="Avenir Next" w:eastAsia="Avenir Next"/>
+                <w:color w:val="1A1A1A"/>
                 <w:sz w:val="18"/>
                 <w:szCs w:val="18"/>
               </w:rPr>
-              <w:t xml:space="preserve">Answer</w:t>
-            </w:r>
-            <w:r>
-              <w:rPr>
-                <w:rFonts w:ascii="Avenir Next" w:hAnsi="Avenir Next" w:cs="Avenir Next" w:eastAsia="Avenir Next"/>
-                <w:color w:val="1A1A1A"/>
-                <w:sz w:val="18"/>
-                <w:szCs w:val="18"/>
-              </w:rPr>
               <w:tab/>
             </w:r>
             <w:r>
               <w:rPr>
                 <w:rFonts w:ascii="Avenir Next" w:hAnsi="Avenir Next" w:cs="Avenir Next" w:eastAsia="Avenir Next"/>
                 <w:color w:val="1A1A1A"/>
-                <w:sz w:val="18"/>
+                <w:sz w:val="22"/>
                 <w:szCs w:val="18"/>
               </w:rPr>
               <w:t xml:space="preserve">  floors</w:t>
@@ -1555,18 +1559,18 @@
                 <w:rFonts w:ascii="Avenir Next" w:hAnsi="Avenir Next" w:cs="Avenir Next" w:eastAsia="Avenir Next"/>
                 <w:b/>
                 <w:color w:val="1A1A1A"/>
+                <w:sz w:val="22"/>
+                <w:szCs w:val="20"/>
+              </w:rPr>
+              <w:t xml:space="preserve">4.</w:t>
+            </w:r>
+            <w:r>
+              <w:rPr>
+                <w:rFonts w:ascii="Avenir Next" w:hAnsi="Avenir Next" w:cs="Avenir Next" w:eastAsia="Avenir Next"/>
+                <w:color w:val="1A1A1A"/>
                 <w:sz w:val="20"/>
                 <w:szCs w:val="20"/>
               </w:rPr>
-              <w:t xml:space="preserve">4.</w:t>
-            </w:r>
-            <w:r>
-              <w:rPr>
-                <w:rFonts w:ascii="Avenir Next" w:hAnsi="Avenir Next" w:cs="Avenir Next" w:eastAsia="Avenir Next"/>
-                <w:color w:val="1A1A1A"/>
-                <w:sz w:val="20"/>
-                <w:szCs w:val="20"/>
-              </w:rPr>
               <w:tab/>
             </w:r>
             <w:r>
@@ -1574,7 +1578,7 @@
                 <w:rFonts w:ascii="Avenir Next" w:hAnsi="Avenir Next" w:cs="Avenir Next" w:eastAsia="Avenir Next"/>
                 <w:b/>
                 <w:color w:val="1A1A1A"/>
-                <w:sz w:val="20"/>
+                <w:sz w:val="22"/>
                 <w:szCs w:val="20"/>
               </w:rPr>
               <w:t xml:space="preserve">Drone Climb.  </w:t>
@@ -1583,7 +1587,7 @@
               <w:rPr>
                 <w:rFonts w:ascii="Avenir Next" w:hAnsi="Avenir Next" w:cs="Avenir Next" w:eastAsia="Avenir Next"/>
                 <w:color w:val="1A1A1A"/>
-                <w:sz w:val="20"/>
+                <w:sz w:val="22"/>
                 <w:szCs w:val="20"/>
               </w:rPr>
               <w:t xml:space="preserve">A drone climbs from 8 m above the ground to 23 m above the ground. How far did it climb?</w:t>
@@ -1600,7 +1604,7 @@
                 <w:rFonts w:ascii="Avenir Next" w:hAnsi="Avenir Next" w:cs="Avenir Next" w:eastAsia="Avenir Next"/>
                 <w:b/>
                 <w:color w:val="003A70"/>
-                <w:sz w:val="17"/>
+                <w:sz w:val="22"/>
                 <w:szCs w:val="17"/>
               </w:rPr>
               <w:t xml:space="preserve">Hint  </w:t>
@@ -1610,7 +1614,7 @@
                 <w:rFonts w:ascii="Avenir Next" w:hAnsi="Avenir Next" w:cs="Avenir Next" w:eastAsia="Avenir Next"/>
                 <w:i/>
                 <w:color w:val="5A5F66"/>
-                <w:sz w:val="17"/>
+                <w:sz w:val="22"/>
                 <w:szCs w:val="17"/>
               </w:rPr>
               <w:t xml:space="preserve">Both heights are above 0, so subtract.</w:t>
@@ -1618,7 +1622,7 @@
           </w:p>
           <w:p>
             <w:pPr>
-              <w:spacing w:before="0" w:after="0" w:line="60" w:lineRule="auto"/>
+              <w:spacing w:before="0" w:after="0" w:line="50" w:lineRule="exact"/>
             </w:pPr>
           </w:p>
           <w:tbl>
@@ -1687,25 +1691,25 @@
                 <w:rFonts w:ascii="Avenir Next" w:hAnsi="Avenir Next" w:cs="Avenir Next" w:eastAsia="Avenir Next"/>
                 <w:b/>
                 <w:color w:val="1A1A1A"/>
+                <w:sz w:val="22"/>
+                <w:szCs w:val="18"/>
+              </w:rPr>
+              <w:t xml:space="preserve">Answer</w:t>
+            </w:r>
+            <w:r>
+              <w:rPr>
+                <w:rFonts w:ascii="Avenir Next" w:hAnsi="Avenir Next" w:cs="Avenir Next" w:eastAsia="Avenir Next"/>
+                <w:color w:val="1A1A1A"/>
                 <w:sz w:val="18"/>
                 <w:szCs w:val="18"/>
               </w:rPr>
-              <w:t xml:space="preserve">Answer</w:t>
-            </w:r>
-            <w:r>
-              <w:rPr>
-                <w:rFonts w:ascii="Avenir Next" w:hAnsi="Avenir Next" w:cs="Avenir Next" w:eastAsia="Avenir Next"/>
-                <w:color w:val="1A1A1A"/>
-                <w:sz w:val="18"/>
-                <w:szCs w:val="18"/>
-              </w:rPr>
               <w:tab/>
             </w:r>
             <w:r>
               <w:rPr>
                 <w:rFonts w:ascii="Avenir Next" w:hAnsi="Avenir Next" w:cs="Avenir Next" w:eastAsia="Avenir Next"/>
                 <w:color w:val="1A1A1A"/>
-                <w:sz w:val="18"/>
+                <w:sz w:val="22"/>
                 <w:szCs w:val="18"/>
               </w:rPr>
               <w:t xml:space="preserve">  m</w:t>
@@ -1716,12 +1720,12 @@
     </w:tbl>
     <w:p>
       <w:pPr>
-        <w:spacing w:before="0" w:after="0" w:line="20" w:lineRule="exact"/>
+        <w:spacing w:before="0" w:after="0" w:line="50" w:lineRule="exact"/>
       </w:pPr>
     </w:p>
     <w:p>
       <w:pPr>
-        <w:spacing w:before="0" w:after="0" w:line="20" w:lineRule="exact"/>
+        <w:spacing w:before="0" w:after="0" w:line="50" w:lineRule="exact"/>
       </w:pPr>
     </w:p>
     <w:tbl>
@@ -1771,18 +1775,18 @@
                 <w:rFonts w:ascii="Avenir Next" w:hAnsi="Avenir Next" w:cs="Avenir Next" w:eastAsia="Avenir Next"/>
                 <w:b/>
                 <w:color w:val="1A1A1A"/>
+                <w:sz w:val="22"/>
+                <w:szCs w:val="20"/>
+              </w:rPr>
+              <w:t xml:space="preserve">5.</w:t>
+            </w:r>
+            <w:r>
+              <w:rPr>
+                <w:rFonts w:ascii="Avenir Next" w:hAnsi="Avenir Next" w:cs="Avenir Next" w:eastAsia="Avenir Next"/>
+                <w:color w:val="1A1A1A"/>
                 <w:sz w:val="20"/>
                 <w:szCs w:val="20"/>
               </w:rPr>
-              <w:t xml:space="preserve">5.</w:t>
-            </w:r>
-            <w:r>
-              <w:rPr>
-                <w:rFonts w:ascii="Avenir Next" w:hAnsi="Avenir Next" w:cs="Avenir Next" w:eastAsia="Avenir Next"/>
-                <w:color w:val="1A1A1A"/>
-                <w:sz w:val="20"/>
-                <w:szCs w:val="20"/>
-              </w:rPr>
               <w:tab/>
             </w:r>
             <w:r>
@@ -1790,7 +1794,7 @@
                 <w:rFonts w:ascii="Avenir Next" w:hAnsi="Avenir Next" w:cs="Avenir Next" w:eastAsia="Avenir Next"/>
                 <w:b/>
                 <w:color w:val="1A1A1A"/>
-                <w:sz w:val="20"/>
+                <w:sz w:val="22"/>
                 <w:szCs w:val="20"/>
               </w:rPr>
               <w:t xml:space="preserve">Peak and Trench.  </w:t>
@@ -1799,7 +1803,7 @@
               <w:rPr>
                 <w:rFonts w:ascii="Avenir Next" w:hAnsi="Avenir Next" w:cs="Avenir Next" w:eastAsia="Avenir Next"/>
                 <w:color w:val="1A1A1A"/>
-                <w:sz w:val="20"/>
+                <w:sz w:val="22"/>
                 <w:szCs w:val="20"/>
               </w:rPr>
               <w:t xml:space="preserve">A peak rises 1.8 km above the sea surface. A trench floor lies 4.7 km below the sea surface. Find the vertical distance from the trench floor to the peak.</w:t>
@@ -1818,25 +1822,25 @@
                 <w:rFonts w:ascii="Avenir Next" w:hAnsi="Avenir Next" w:cs="Avenir Next" w:eastAsia="Avenir Next"/>
                 <w:b/>
                 <w:color w:val="1A1A1A"/>
+                <w:sz w:val="22"/>
+                <w:szCs w:val="18"/>
+              </w:rPr>
+              <w:t xml:space="preserve">Answer</w:t>
+            </w:r>
+            <w:r>
+              <w:rPr>
+                <w:rFonts w:ascii="Avenir Next" w:hAnsi="Avenir Next" w:cs="Avenir Next" w:eastAsia="Avenir Next"/>
+                <w:color w:val="1A1A1A"/>
                 <w:sz w:val="18"/>
                 <w:szCs w:val="18"/>
               </w:rPr>
-              <w:t xml:space="preserve">Answer</w:t>
-            </w:r>
-            <w:r>
-              <w:rPr>
-                <w:rFonts w:ascii="Avenir Next" w:hAnsi="Avenir Next" w:cs="Avenir Next" w:eastAsia="Avenir Next"/>
-                <w:color w:val="1A1A1A"/>
-                <w:sz w:val="18"/>
-                <w:szCs w:val="18"/>
-              </w:rPr>
               <w:tab/>
             </w:r>
             <w:r>
               <w:rPr>
                 <w:rFonts w:ascii="Avenir Next" w:hAnsi="Avenir Next" w:cs="Avenir Next" w:eastAsia="Avenir Next"/>
                 <w:color w:val="1A1A1A"/>
-                <w:sz w:val="18"/>
+                <w:sz w:val="22"/>
                 <w:szCs w:val="18"/>
               </w:rPr>
               <w:t xml:space="preserve">  km</w:t>
@@ -1847,12 +1851,12 @@
     </w:tbl>
     <w:p>
       <w:pPr>
-        <w:spacing w:before="0" w:after="0" w:line="20" w:lineRule="exact"/>
+        <w:spacing w:before="0" w:after="0" w:line="50" w:lineRule="exact"/>
       </w:pPr>
     </w:p>
     <w:p>
       <w:pPr>
-        <w:spacing w:before="0" w:after="0" w:line="20" w:lineRule="exact"/>
+        <w:spacing w:before="0" w:after="0" w:line="50" w:lineRule="exact"/>
       </w:pPr>
     </w:p>
     <w:tbl>
@@ -1902,18 +1906,18 @@
                 <w:rFonts w:ascii="Avenir Next" w:hAnsi="Avenir Next" w:cs="Avenir Next" w:eastAsia="Avenir Next"/>
                 <w:b/>
                 <w:color w:val="1A1A1A"/>
+                <w:sz w:val="22"/>
+                <w:szCs w:val="20"/>
+              </w:rPr>
+              <w:t xml:space="preserve">6.</w:t>
+            </w:r>
+            <w:r>
+              <w:rPr>
+                <w:rFonts w:ascii="Avenir Next" w:hAnsi="Avenir Next" w:cs="Avenir Next" w:eastAsia="Avenir Next"/>
+                <w:color w:val="1A1A1A"/>
                 <w:sz w:val="20"/>
                 <w:szCs w:val="20"/>
               </w:rPr>
-              <w:t xml:space="preserve">6.</w:t>
-            </w:r>
-            <w:r>
-              <w:rPr>
-                <w:rFonts w:ascii="Avenir Next" w:hAnsi="Avenir Next" w:cs="Avenir Next" w:eastAsia="Avenir Next"/>
-                <w:color w:val="1A1A1A"/>
-                <w:sz w:val="20"/>
-                <w:szCs w:val="20"/>
-              </w:rPr>
               <w:tab/>
             </w:r>
             <w:r>
@@ -1921,7 +1925,7 @@
                 <w:rFonts w:ascii="Avenir Next" w:hAnsi="Avenir Next" w:cs="Avenir Next" w:eastAsia="Avenir Next"/>
                 <w:b/>
                 <w:color w:val="1A1A1A"/>
-                <w:sz w:val="20"/>
+                <w:sz w:val="22"/>
                 <w:szCs w:val="20"/>
               </w:rPr>
               <w:t xml:space="preserve">Pump Move.  </w:t>
@@ -1930,7 +1934,7 @@
               <w:rPr>
                 <w:rFonts w:ascii="Avenir Next" w:hAnsi="Avenir Next" w:cs="Avenir Next" w:eastAsia="Avenir Next"/>
                 <w:color w:val="1A1A1A"/>
-                <w:sz w:val="20"/>
+                <w:sz w:val="22"/>
                 <w:szCs w:val="20"/>
               </w:rPr>
               <w:t xml:space="preserve">A well pump moved from −12 m to −47 m. Find the distance it moved. Why do you not add the absolute values?</w:t>
@@ -1947,7 +1951,7 @@
                 <w:rFonts w:ascii="Avenir Next" w:hAnsi="Avenir Next" w:cs="Avenir Next" w:eastAsia="Avenir Next"/>
                 <w:b/>
                 <w:color w:val="003A70"/>
-                <w:sz w:val="17"/>
+                <w:sz w:val="22"/>
                 <w:szCs w:val="17"/>
               </w:rPr>
               <w:t xml:space="preserve">Hint  </w:t>
@@ -1957,7 +1961,7 @@
                 <w:rFonts w:ascii="Avenir Next" w:hAnsi="Avenir Next" w:cs="Avenir Next" w:eastAsia="Avenir Next"/>
                 <w:i/>
                 <w:color w:val="5A5F66"/>
-                <w:sz w:val="17"/>
+                <w:sz w:val="22"/>
                 <w:szCs w:val="17"/>
               </w:rPr>
               <w:t xml:space="preserve">Both readings are below 0.</w:t>
@@ -1965,7 +1969,7 @@
           </w:p>
           <w:p>
             <w:pPr>
-              <w:spacing w:before="0" w:after="0" w:line="60" w:lineRule="auto"/>
+              <w:spacing w:before="0" w:after="0" w:line="50" w:lineRule="exact"/>
             </w:pPr>
           </w:p>
           <w:tbl>
@@ -2034,25 +2038,25 @@
                 <w:rFonts w:ascii="Avenir Next" w:hAnsi="Avenir Next" w:cs="Avenir Next" w:eastAsia="Avenir Next"/>
                 <w:b/>
                 <w:color w:val="1A1A1A"/>
+                <w:sz w:val="22"/>
+                <w:szCs w:val="18"/>
+              </w:rPr>
+              <w:t xml:space="preserve">Answer</w:t>
+            </w:r>
+            <w:r>
+              <w:rPr>
+                <w:rFonts w:ascii="Avenir Next" w:hAnsi="Avenir Next" w:cs="Avenir Next" w:eastAsia="Avenir Next"/>
+                <w:color w:val="1A1A1A"/>
                 <w:sz w:val="18"/>
                 <w:szCs w:val="18"/>
               </w:rPr>
-              <w:t xml:space="preserve">Answer</w:t>
-            </w:r>
-            <w:r>
-              <w:rPr>
-                <w:rFonts w:ascii="Avenir Next" w:hAnsi="Avenir Next" w:cs="Avenir Next" w:eastAsia="Avenir Next"/>
-                <w:color w:val="1A1A1A"/>
-                <w:sz w:val="18"/>
-                <w:szCs w:val="18"/>
-              </w:rPr>
               <w:tab/>
             </w:r>
             <w:r>
               <w:rPr>
                 <w:rFonts w:ascii="Avenir Next" w:hAnsi="Avenir Next" w:cs="Avenir Next" w:eastAsia="Avenir Next"/>
                 <w:color w:val="1A1A1A"/>
-                <w:sz w:val="18"/>
+                <w:sz w:val="22"/>
                 <w:szCs w:val="18"/>
               </w:rPr>
               <w:t xml:space="preserve">  m</w:t>
@@ -2063,12 +2067,12 @@
     </w:tbl>
     <w:p>
       <w:pPr>
-        <w:spacing w:before="0" w:after="0" w:line="20" w:lineRule="exact"/>
+        <w:spacing w:before="0" w:after="0" w:line="50" w:lineRule="exact"/>
       </w:pPr>
     </w:p>
     <w:p>
       <w:pPr>
-        <w:spacing w:before="0" w:after="0" w:line="20" w:lineRule="exact"/>
+        <w:spacing w:before="0" w:after="0" w:line="50" w:lineRule="exact"/>
       </w:pPr>
     </w:p>
     <w:tbl>
@@ -2118,18 +2122,18 @@
                 <w:rFonts w:ascii="Avenir Next" w:hAnsi="Avenir Next" w:cs="Avenir Next" w:eastAsia="Avenir Next"/>
                 <w:b/>
                 <w:color w:val="1A1A1A"/>
+                <w:sz w:val="22"/>
+                <w:szCs w:val="20"/>
+              </w:rPr>
+              <w:t xml:space="preserve">7.</w:t>
+            </w:r>
+            <w:r>
+              <w:rPr>
+                <w:rFonts w:ascii="Avenir Next" w:hAnsi="Avenir Next" w:cs="Avenir Next" w:eastAsia="Avenir Next"/>
+                <w:color w:val="1A1A1A"/>
                 <w:sz w:val="20"/>
                 <w:szCs w:val="20"/>
               </w:rPr>
-              <w:t xml:space="preserve">7.</w:t>
-            </w:r>
-            <w:r>
-              <w:rPr>
-                <w:rFonts w:ascii="Avenir Next" w:hAnsi="Avenir Next" w:cs="Avenir Next" w:eastAsia="Avenir Next"/>
-                <w:color w:val="1A1A1A"/>
-                <w:sz w:val="20"/>
-                <w:szCs w:val="20"/>
-              </w:rPr>
               <w:tab/>
             </w:r>
             <w:r>
@@ -2137,7 +2141,7 @@
                 <w:rFonts w:ascii="Avenir Next" w:hAnsi="Avenir Next" w:cs="Avenir Next" w:eastAsia="Avenir Next"/>
                 <w:b/>
                 <w:color w:val="1A1A1A"/>
-                <w:sz w:val="20"/>
+                <w:sz w:val="22"/>
                 <w:szCs w:val="20"/>
               </w:rPr>
               <w:t xml:space="preserve">Club Balance.  </w:t>
@@ -2146,7 +2150,7 @@
               <w:rPr>
                 <w:rFonts w:ascii="Avenir Next" w:hAnsi="Avenir Next" w:cs="Avenir Next" w:eastAsia="Avenir Next"/>
                 <w:color w:val="1A1A1A"/>
-                <w:sz w:val="20"/>
+                <w:sz w:val="22"/>
                 <w:szCs w:val="20"/>
               </w:rPr>
               <w:t xml:space="preserve">A club account moved from −48 dollars in May to 27 dollars in June. Find the total change.</w:t>
@@ -2154,7 +2158,7 @@
           </w:p>
           <w:p>
             <w:pPr>
-              <w:spacing w:before="0" w:after="0" w:line="60" w:lineRule="auto"/>
+              <w:spacing w:before="0" w:after="0" w:line="50" w:lineRule="exact"/>
             </w:pPr>
           </w:p>
           <w:tbl>
@@ -2223,25 +2227,25 @@
                 <w:rFonts w:ascii="Avenir Next" w:hAnsi="Avenir Next" w:cs="Avenir Next" w:eastAsia="Avenir Next"/>
                 <w:b/>
                 <w:color w:val="1A1A1A"/>
+                <w:sz w:val="22"/>
+                <w:szCs w:val="18"/>
+              </w:rPr>
+              <w:t xml:space="preserve">Answer</w:t>
+            </w:r>
+            <w:r>
+              <w:rPr>
+                <w:rFonts w:ascii="Avenir Next" w:hAnsi="Avenir Next" w:cs="Avenir Next" w:eastAsia="Avenir Next"/>
+                <w:color w:val="1A1A1A"/>
                 <w:sz w:val="18"/>
                 <w:szCs w:val="18"/>
               </w:rPr>
-              <w:t xml:space="preserve">Answer</w:t>
-            </w:r>
-            <w:r>
-              <w:rPr>
-                <w:rFonts w:ascii="Avenir Next" w:hAnsi="Avenir Next" w:cs="Avenir Next" w:eastAsia="Avenir Next"/>
-                <w:color w:val="1A1A1A"/>
-                <w:sz w:val="18"/>
-                <w:szCs w:val="18"/>
-              </w:rPr>
               <w:tab/>
             </w:r>
             <w:r>
               <w:rPr>
                 <w:rFonts w:ascii="Avenir Next" w:hAnsi="Avenir Next" w:cs="Avenir Next" w:eastAsia="Avenir Next"/>
                 <w:color w:val="1A1A1A"/>
-                <w:sz w:val="18"/>
+                <w:sz w:val="22"/>
                 <w:szCs w:val="18"/>
               </w:rPr>
               <w:t xml:space="preserve">  dollars</w:t>
@@ -2252,12 +2256,12 @@
     </w:tbl>
     <w:p>
       <w:pPr>
-        <w:spacing w:before="0" w:after="0" w:line="20" w:lineRule="exact"/>
+        <w:spacing w:before="0" w:after="0" w:line="50" w:lineRule="exact"/>
       </w:pPr>
     </w:p>
     <w:p>
       <w:pPr>
-        <w:spacing w:before="0" w:after="0" w:line="20" w:lineRule="exact"/>
+        <w:spacing w:before="0" w:after="0" w:line="50" w:lineRule="exact"/>
       </w:pPr>
     </w:p>
     <w:tbl>
@@ -2307,18 +2311,18 @@
                 <w:rFonts w:ascii="Avenir Next" w:hAnsi="Avenir Next" w:cs="Avenir Next" w:eastAsia="Avenir Next"/>
                 <w:b/>
                 <w:color w:val="1A1A1A"/>
+                <w:sz w:val="22"/>
+                <w:szCs w:val="20"/>
+              </w:rPr>
+              <w:t xml:space="preserve">8.</w:t>
+            </w:r>
+            <w:r>
+              <w:rPr>
+                <w:rFonts w:ascii="Avenir Next" w:hAnsi="Avenir Next" w:cs="Avenir Next" w:eastAsia="Avenir Next"/>
+                <w:color w:val="1A1A1A"/>
                 <w:sz w:val="20"/>
                 <w:szCs w:val="20"/>
               </w:rPr>
-              <w:t xml:space="preserve">8.</w:t>
-            </w:r>
-            <w:r>
-              <w:rPr>
-                <w:rFonts w:ascii="Avenir Next" w:hAnsi="Avenir Next" w:cs="Avenir Next" w:eastAsia="Avenir Next"/>
-                <w:color w:val="1A1A1A"/>
-                <w:sz w:val="20"/>
-                <w:szCs w:val="20"/>
-              </w:rPr>
               <w:tab/>
             </w:r>
             <w:r>
@@ -2326,7 +2330,7 @@
                 <w:rFonts w:ascii="Avenir Next" w:hAnsi="Avenir Next" w:cs="Avenir Next" w:eastAsia="Avenir Next"/>
                 <w:b/>
                 <w:color w:val="1A1A1A"/>
-                <w:sz w:val="20"/>
+                <w:sz w:val="22"/>
                 <w:szCs w:val="20"/>
               </w:rPr>
               <w:t xml:space="preserve">Mountain and Valley.  </w:t>
@@ -2335,7 +2339,7 @@
               <w:rPr>
                 <w:rFonts w:ascii="Avenir Next" w:hAnsi="Avenir Next" w:cs="Avenir Next" w:eastAsia="Avenir Next"/>
                 <w:color w:val="1A1A1A"/>
-                <w:sz w:val="20"/>
+                <w:sz w:val="22"/>
                 <w:szCs w:val="20"/>
               </w:rPr>
               <w:t xml:space="preserve">Trail 1 starts at −150 m in a valley and climbs to a peak at 280 m. Trail 2 runs from 60 m up to 280 m.</w:t>
@@ -2355,10 +2359,28 @@
                 <w:rFonts w:ascii="Avenir Next" w:hAnsi="Avenir Next" w:cs="Avenir Next" w:eastAsia="Avenir Next"/>
                 <w:b/>
                 <w:color w:val="003A70"/>
+                <w:sz w:val="22"/>
+                <w:szCs w:val="20"/>
+              </w:rPr>
+              <w:t xml:space="preserve">a.</w:t>
+            </w:r>
+            <w:r>
+              <w:rPr>
+                <w:rFonts w:ascii="Avenir Next" w:hAnsi="Avenir Next" w:cs="Avenir Next" w:eastAsia="Avenir Next"/>
+                <w:color w:val="1A1A1A"/>
                 <w:sz w:val="20"/>
                 <w:szCs w:val="20"/>
               </w:rPr>
-              <w:t xml:space="preserve">a.</w:t>
+              <w:tab/>
+            </w:r>
+            <w:r>
+              <w:rPr>
+                <w:rFonts w:ascii="Avenir Next" w:hAnsi="Avenir Next" w:cs="Avenir Next" w:eastAsia="Avenir Next"/>
+                <w:color w:val="1A1A1A"/>
+                <w:sz w:val="22"/>
+                <w:szCs w:val="20"/>
+              </w:rPr>
+              <w:t xml:space="preserve">Total climb of Trail 1:</w:t>
             </w:r>
             <w:r>
               <w:rPr>
@@ -2367,7 +2389,7 @@
                 <w:sz w:val="20"/>
                 <w:szCs w:val="20"/>
               </w:rPr>
-              <w:tab/>
+              <w:t xml:space="preserve">  </w:t>
             </w:r>
             <w:r>
               <w:rPr>
@@ -2375,24 +2397,6 @@
                 <w:color w:val="1A1A1A"/>
                 <w:sz w:val="20"/>
                 <w:szCs w:val="20"/>
-              </w:rPr>
-              <w:t xml:space="preserve">Total climb of Trail 1:</w:t>
-            </w:r>
-            <w:r>
-              <w:rPr>
-                <w:rFonts w:ascii="Avenir Next" w:hAnsi="Avenir Next" w:cs="Avenir Next" w:eastAsia="Avenir Next"/>
-                <w:color w:val="1A1A1A"/>
-                <w:sz w:val="20"/>
-                <w:szCs w:val="20"/>
-              </w:rPr>
-              <w:t xml:space="preserve">  </w:t>
-            </w:r>
-            <w:r>
-              <w:rPr>
-                <w:rFonts w:ascii="Avenir Next" w:hAnsi="Avenir Next" w:cs="Avenir Next" w:eastAsia="Avenir Next"/>
-                <w:color w:val="1A1A1A"/>
-                <w:sz w:val="20"/>
-                <w:szCs w:val="20"/>
                 <w:u w:val="single"/>
               </w:rPr>
               <w:t xml:space="preserve">                </w:t>
@@ -2401,7 +2405,7 @@
               <w:rPr>
                 <w:rFonts w:ascii="Avenir Next" w:hAnsi="Avenir Next" w:cs="Avenir Next" w:eastAsia="Avenir Next"/>
                 <w:color w:val="1A1A1A"/>
-                <w:sz w:val="20"/>
+                <w:sz w:val="22"/>
                 <w:szCs w:val="20"/>
               </w:rPr>
               <w:t xml:space="preserve"> m</w:t>
@@ -2421,10 +2425,28 @@
                 <w:rFonts w:ascii="Avenir Next" w:hAnsi="Avenir Next" w:cs="Avenir Next" w:eastAsia="Avenir Next"/>
                 <w:b/>
                 <w:color w:val="003A70"/>
+                <w:sz w:val="22"/>
+                <w:szCs w:val="20"/>
+              </w:rPr>
+              <w:t xml:space="preserve">b.</w:t>
+            </w:r>
+            <w:r>
+              <w:rPr>
+                <w:rFonts w:ascii="Avenir Next" w:hAnsi="Avenir Next" w:cs="Avenir Next" w:eastAsia="Avenir Next"/>
+                <w:color w:val="1A1A1A"/>
                 <w:sz w:val="20"/>
                 <w:szCs w:val="20"/>
               </w:rPr>
-              <w:t xml:space="preserve">b.</w:t>
+              <w:tab/>
+            </w:r>
+            <w:r>
+              <w:rPr>
+                <w:rFonts w:ascii="Avenir Next" w:hAnsi="Avenir Next" w:cs="Avenir Next" w:eastAsia="Avenir Next"/>
+                <w:color w:val="1A1A1A"/>
+                <w:sz w:val="22"/>
+                <w:szCs w:val="20"/>
+              </w:rPr>
+              <w:t xml:space="preserve">Total climb of Trail 2:</w:t>
             </w:r>
             <w:r>
               <w:rPr>
@@ -2433,7 +2455,7 @@
                 <w:sz w:val="20"/>
                 <w:szCs w:val="20"/>
               </w:rPr>
-              <w:tab/>
+              <w:t xml:space="preserve">  </w:t>
             </w:r>
             <w:r>
               <w:rPr>
@@ -2441,24 +2463,6 @@
                 <w:color w:val="1A1A1A"/>
                 <w:sz w:val="20"/>
                 <w:szCs w:val="20"/>
-              </w:rPr>
-              <w:t xml:space="preserve">Total climb of Trail 2:</w:t>
-            </w:r>
-            <w:r>
-              <w:rPr>
-                <w:rFonts w:ascii="Avenir Next" w:hAnsi="Avenir Next" w:cs="Avenir Next" w:eastAsia="Avenir Next"/>
-                <w:color w:val="1A1A1A"/>
-                <w:sz w:val="20"/>
-                <w:szCs w:val="20"/>
-              </w:rPr>
-              <w:t xml:space="preserve">  </w:t>
-            </w:r>
-            <w:r>
-              <w:rPr>
-                <w:rFonts w:ascii="Avenir Next" w:hAnsi="Avenir Next" w:cs="Avenir Next" w:eastAsia="Avenir Next"/>
-                <w:color w:val="1A1A1A"/>
-                <w:sz w:val="20"/>
-                <w:szCs w:val="20"/>
                 <w:u w:val="single"/>
               </w:rPr>
               <w:t xml:space="preserve">                </w:t>
@@ -2467,7 +2471,7 @@
               <w:rPr>
                 <w:rFonts w:ascii="Avenir Next" w:hAnsi="Avenir Next" w:cs="Avenir Next" w:eastAsia="Avenir Next"/>
                 <w:color w:val="1A1A1A"/>
-                <w:sz w:val="20"/>
+                <w:sz w:val="22"/>
                 <w:szCs w:val="20"/>
               </w:rPr>
               <w:t xml:space="preserve"> m</w:t>
@@ -2487,25 +2491,25 @@
                 <w:rFonts w:ascii="Avenir Next" w:hAnsi="Avenir Next" w:cs="Avenir Next" w:eastAsia="Avenir Next"/>
                 <w:b/>
                 <w:color w:val="003A70"/>
+                <w:sz w:val="22"/>
+                <w:szCs w:val="20"/>
+              </w:rPr>
+              <w:t xml:space="preserve">c.</w:t>
+            </w:r>
+            <w:r>
+              <w:rPr>
+                <w:rFonts w:ascii="Avenir Next" w:hAnsi="Avenir Next" w:cs="Avenir Next" w:eastAsia="Avenir Next"/>
+                <w:color w:val="1A1A1A"/>
                 <w:sz w:val="20"/>
                 <w:szCs w:val="20"/>
               </w:rPr>
-              <w:t xml:space="preserve">c.</w:t>
-            </w:r>
-            <w:r>
-              <w:rPr>
-                <w:rFonts w:ascii="Avenir Next" w:hAnsi="Avenir Next" w:cs="Avenir Next" w:eastAsia="Avenir Next"/>
-                <w:color w:val="1A1A1A"/>
-                <w:sz w:val="20"/>
-                <w:szCs w:val="20"/>
-              </w:rPr>
               <w:tab/>
             </w:r>
             <w:r>
               <w:rPr>
                 <w:rFonts w:ascii="Avenir Next" w:hAnsi="Avenir Next" w:cs="Avenir Next" w:eastAsia="Avenir Next"/>
                 <w:color w:val="1A1A1A"/>
-                <w:sz w:val="20"/>
+                <w:sz w:val="22"/>
                 <w:szCs w:val="20"/>
               </w:rPr>
               <w:t xml:space="preserve">Why is Trail 1 longer if both end at 280 m?</w:t>
@@ -2535,11 +2539,12 @@
     </w:tbl>
     <w:p>
       <w:pPr>
-        <w:spacing w:before="0" w:after="0" w:line="20" w:lineRule="exact"/>
+        <w:spacing w:before="0" w:after="0" w:line="50" w:lineRule="exact"/>
       </w:pPr>
     </w:p>
     <w:p>
       <w:pPr>
+        <w:pStyle w:val="Heading2"/>
         <w:keepNext/>
         <w:pBdr>
           <w:bottom w:val="single" w:sz="8" w:space="3" w:color="003A70"/>
@@ -2555,7 +2560,7 @@
           <w:b/>
           <w:color w:val="003A70"/>
           <w:spacing w:val="14"/>
-          <w:sz w:val="19"/>
+          <w:sz w:val="22"/>
           <w:szCs w:val="19"/>
         </w:rPr>
         <w:t xml:space="preserve">FIND THE ERROR</w:t>
@@ -2574,7 +2579,7 @@
           <w:rFonts w:ascii="Avenir Next" w:hAnsi="Avenir Next" w:cs="Avenir Next" w:eastAsia="Avenir Next"/>
           <w:i/>
           <w:color w:val="5A5F66"/>
-          <w:sz w:val="17"/>
+          <w:sz w:val="22"/>
           <w:szCs w:val="17"/>
         </w:rPr>
         <w:t xml:space="preserve">explain the mistake, then fix it</w:t>
@@ -2582,7 +2587,7 @@
     </w:p>
     <w:p>
       <w:pPr>
-        <w:spacing w:before="0" w:after="0" w:line="20" w:lineRule="exact"/>
+        <w:spacing w:before="0" w:after="0" w:line="50" w:lineRule="exact"/>
       </w:pPr>
     </w:p>
     <w:tbl>
@@ -2632,18 +2637,18 @@
                 <w:rFonts w:ascii="Avenir Next" w:hAnsi="Avenir Next" w:cs="Avenir Next" w:eastAsia="Avenir Next"/>
                 <w:b/>
                 <w:color w:val="1A1A1A"/>
+                <w:sz w:val="22"/>
+                <w:szCs w:val="20"/>
+              </w:rPr>
+              <w:t xml:space="preserve">9.</w:t>
+            </w:r>
+            <w:r>
+              <w:rPr>
+                <w:rFonts w:ascii="Avenir Next" w:hAnsi="Avenir Next" w:cs="Avenir Next" w:eastAsia="Avenir Next"/>
+                <w:color w:val="1A1A1A"/>
                 <w:sz w:val="20"/>
                 <w:szCs w:val="20"/>
               </w:rPr>
-              <w:t xml:space="preserve">9.</w:t>
-            </w:r>
-            <w:r>
-              <w:rPr>
-                <w:rFonts w:ascii="Avenir Next" w:hAnsi="Avenir Next" w:cs="Avenir Next" w:eastAsia="Avenir Next"/>
-                <w:color w:val="1A1A1A"/>
-                <w:sz w:val="20"/>
-                <w:szCs w:val="20"/>
-              </w:rPr>
               <w:tab/>
             </w:r>
             <w:r>
@@ -2651,7 +2656,7 @@
                 <w:rFonts w:ascii="Avenir Next" w:hAnsi="Avenir Next" w:cs="Avenir Next" w:eastAsia="Avenir Next"/>
                 <w:b/>
                 <w:color w:val="1A1A1A"/>
-                <w:sz w:val="20"/>
+                <w:sz w:val="22"/>
                 <w:szCs w:val="20"/>
               </w:rPr>
               <w:t xml:space="preserve">Malik’s Work.  </w:t>
@@ -2660,7 +2665,7 @@
               <w:rPr>
                 <w:rFonts w:ascii="Avenir Next" w:hAnsi="Avenir Next" w:cs="Avenir Next" w:eastAsia="Avenir Next"/>
                 <w:color w:val="1A1A1A"/>
-                <w:sz w:val="20"/>
+                <w:sz w:val="22"/>
                 <w:szCs w:val="20"/>
               </w:rPr>
               <w:t xml:space="preserve">A lift moves from floor −7 to floor 10. Malik wrote: |10| − |−7| = 10 − 7 = 3 floors. Explain his mistake. Then find the correct distance.</w:t>
@@ -2706,7 +2711,7 @@
                 </w:tcPr>
                 <w:p>
                   <w:pPr>
-                    <w:spacing w:before="0" w:after="0" w:line="240" w:lineRule="auto"/>
+                    <w:spacing w:before="0" w:after="0" w:line="50" w:lineRule="exact"/>
                   </w:pPr>
                 </w:p>
               </w:tc>
@@ -2726,7 +2731,7 @@
                 </w:tcPr>
                 <w:p>
                   <w:pPr>
-                    <w:spacing w:before="0" w:after="0" w:line="240" w:lineRule="auto"/>
+                    <w:spacing w:before="0" w:after="0" w:line="50" w:lineRule="exact"/>
                   </w:pPr>
                 </w:p>
               </w:tc>
@@ -2734,7 +2739,7 @@
           </w:tbl>
           <w:p>
             <w:pPr>
-              <w:spacing w:before="0" w:after="0" w:line="24" w:lineRule="auto"/>
+              <w:spacing w:before="0" w:after="0" w:line="50" w:lineRule="exact"/>
             </w:pPr>
           </w:p>
         </w:tc>
@@ -2742,11 +2747,12 @@
     </w:tbl>
     <w:p>
       <w:pPr>
-        <w:spacing w:before="0" w:after="0" w:line="20" w:lineRule="exact"/>
+        <w:spacing w:before="0" w:after="0" w:line="50" w:lineRule="exact"/>
       </w:pPr>
     </w:p>
     <w:p>
       <w:pPr>
+        <w:pStyle w:val="Heading2"/>
         <w:keepNext/>
         <w:pBdr>
           <w:bottom w:val="single" w:sz="8" w:space="3" w:color="003A70"/>
@@ -2762,7 +2768,7 @@
           <w:b/>
           <w:color w:val="003A70"/>
           <w:spacing w:val="14"/>
-          <w:sz w:val="19"/>
+          <w:sz w:val="22"/>
           <w:szCs w:val="19"/>
         </w:rPr>
         <w:t xml:space="preserve">TEST PRACTICE</w:t>
@@ -2781,7 +2787,7 @@
           <w:rFonts w:ascii="Avenir Next" w:hAnsi="Avenir Next" w:cs="Avenir Next" w:eastAsia="Avenir Next"/>
           <w:i/>
           <w:color w:val="5A5F66"/>
-          <w:sz w:val="17"/>
+          <w:sz w:val="22"/>
           <w:szCs w:val="17"/>
         </w:rPr>
         <w:t xml:space="preserve">choose the best answer</w:t>
@@ -2789,7 +2795,7 @@
     </w:p>
     <w:p>
       <w:pPr>
-        <w:spacing w:before="0" w:after="0" w:line="20" w:lineRule="exact"/>
+        <w:spacing w:before="0" w:after="0" w:line="50" w:lineRule="exact"/>
       </w:pPr>
     </w:p>
     <w:tbl>
@@ -2839,25 +2845,25 @@
                 <w:rFonts w:ascii="Avenir Next" w:hAnsi="Avenir Next" w:cs="Avenir Next" w:eastAsia="Avenir Next"/>
                 <w:b/>
                 <w:color w:val="1A1A1A"/>
+                <w:sz w:val="22"/>
+                <w:szCs w:val="20"/>
+              </w:rPr>
+              <w:t xml:space="preserve">10.</w:t>
+            </w:r>
+            <w:r>
+              <w:rPr>
+                <w:rFonts w:ascii="Avenir Next" w:hAnsi="Avenir Next" w:cs="Avenir Next" w:eastAsia="Avenir Next"/>
+                <w:color w:val="1A1A1A"/>
                 <w:sz w:val="20"/>
                 <w:szCs w:val="20"/>
               </w:rPr>
-              <w:t xml:space="preserve">10.</w:t>
-            </w:r>
-            <w:r>
-              <w:rPr>
-                <w:rFonts w:ascii="Avenir Next" w:hAnsi="Avenir Next" w:cs="Avenir Next" w:eastAsia="Avenir Next"/>
-                <w:color w:val="1A1A1A"/>
-                <w:sz w:val="20"/>
-                <w:szCs w:val="20"/>
-              </w:rPr>
               <w:tab/>
             </w:r>
             <w:r>
               <w:rPr>
                 <w:rFonts w:ascii="Avenir Next" w:hAnsi="Avenir Next" w:cs="Avenir Next" w:eastAsia="Avenir Next"/>
                 <w:color w:val="1A1A1A"/>
-                <w:sz w:val="20"/>
+                <w:sz w:val="22"/>
                 <w:szCs w:val="20"/>
               </w:rPr>
               <w:t xml:space="preserve">The distance from 8 to 23 is —</w:t>
@@ -2913,7 +2919,7 @@
                       <w:rFonts w:ascii="Avenir Next" w:hAnsi="Avenir Next" w:cs="Avenir Next" w:eastAsia="Avenir Next"/>
                       <w:b/>
                       <w:color w:val="003A70"/>
-                      <w:sz w:val="19"/>
+                      <w:sz w:val="22"/>
                       <w:szCs w:val="19"/>
                     </w:rPr>
                     <w:t xml:space="preserve">A</w:t>
@@ -2931,7 +2937,7 @@
                     <w:rPr>
                       <w:rFonts w:ascii="Avenir Next" w:hAnsi="Avenir Next" w:cs="Avenir Next" w:eastAsia="Avenir Next"/>
                       <w:color w:val="1A1A1A"/>
-                      <w:sz w:val="19"/>
+                      <w:sz w:val="22"/>
                       <w:szCs w:val="19"/>
                     </w:rPr>
                     <w:t xml:space="preserve">31</w:t>
@@ -2956,7 +2962,7 @@
                       <w:rFonts w:ascii="Avenir Next" w:hAnsi="Avenir Next" w:cs="Avenir Next" w:eastAsia="Avenir Next"/>
                       <w:b/>
                       <w:color w:val="003A70"/>
-                      <w:sz w:val="19"/>
+                      <w:sz w:val="22"/>
                       <w:szCs w:val="19"/>
                     </w:rPr>
                     <w:t xml:space="preserve">B</w:t>
@@ -2974,7 +2980,7 @@
                     <w:rPr>
                       <w:rFonts w:ascii="Avenir Next" w:hAnsi="Avenir Next" w:cs="Avenir Next" w:eastAsia="Avenir Next"/>
                       <w:color w:val="1A1A1A"/>
-                      <w:sz w:val="19"/>
+                      <w:sz w:val="22"/>
                       <w:szCs w:val="19"/>
                     </w:rPr>
                     <w:t xml:space="preserve">15</w:t>
@@ -2999,7 +3005,7 @@
                       <w:rFonts w:ascii="Avenir Next" w:hAnsi="Avenir Next" w:cs="Avenir Next" w:eastAsia="Avenir Next"/>
                       <w:b/>
                       <w:color w:val="003A70"/>
-                      <w:sz w:val="19"/>
+                      <w:sz w:val="22"/>
                       <w:szCs w:val="19"/>
                     </w:rPr>
                     <w:t xml:space="preserve">C</w:t>
@@ -3017,7 +3023,7 @@
                     <w:rPr>
                       <w:rFonts w:ascii="Avenir Next" w:hAnsi="Avenir Next" w:cs="Avenir Next" w:eastAsia="Avenir Next"/>
                       <w:color w:val="1A1A1A"/>
-                      <w:sz w:val="19"/>
+                      <w:sz w:val="22"/>
                       <w:szCs w:val="19"/>
                     </w:rPr>
                     <w:t xml:space="preserve">−15</w:t>
@@ -3042,7 +3048,7 @@
                       <w:rFonts w:ascii="Avenir Next" w:hAnsi="Avenir Next" w:cs="Avenir Next" w:eastAsia="Avenir Next"/>
                       <w:b/>
                       <w:color w:val="003A70"/>
-                      <w:sz w:val="19"/>
+                      <w:sz w:val="22"/>
                       <w:szCs w:val="19"/>
                     </w:rPr>
                     <w:t xml:space="preserve">D</w:t>
@@ -3060,7 +3066,7 @@
                     <w:rPr>
                       <w:rFonts w:ascii="Avenir Next" w:hAnsi="Avenir Next" w:cs="Avenir Next" w:eastAsia="Avenir Next"/>
                       <w:color w:val="1A1A1A"/>
-                      <w:sz w:val="19"/>
+                      <w:sz w:val="22"/>
                       <w:szCs w:val="19"/>
                     </w:rPr>
                     <w:t xml:space="preserve">23</w:t>
@@ -3071,7 +3077,7 @@
           </w:tbl>
           <w:p>
             <w:pPr>
-              <w:spacing w:before="0" w:after="0" w:line="24" w:lineRule="auto"/>
+              <w:spacing w:before="0" w:after="0" w:line="50" w:lineRule="exact"/>
             </w:pPr>
           </w:p>
         </w:tc>
@@ -3079,12 +3085,12 @@
     </w:tbl>
     <w:p>
       <w:pPr>
-        <w:spacing w:before="0" w:after="0" w:line="20" w:lineRule="exact"/>
+        <w:spacing w:before="0" w:after="0" w:line="50" w:lineRule="exact"/>
       </w:pPr>
     </w:p>
     <w:p>
       <w:pPr>
-        <w:spacing w:before="0" w:after="0" w:line="20" w:lineRule="exact"/>
+        <w:spacing w:before="0" w:after="0" w:line="50" w:lineRule="exact"/>
       </w:pPr>
     </w:p>
     <w:tbl>
@@ -3134,25 +3140,25 @@
                 <w:rFonts w:ascii="Avenir Next" w:hAnsi="Avenir Next" w:cs="Avenir Next" w:eastAsia="Avenir Next"/>
                 <w:b/>
                 <w:color w:val="1A1A1A"/>
+                <w:sz w:val="22"/>
+                <w:szCs w:val="20"/>
+              </w:rPr>
+              <w:t xml:space="preserve">11.</w:t>
+            </w:r>
+            <w:r>
+              <w:rPr>
+                <w:rFonts w:ascii="Avenir Next" w:hAnsi="Avenir Next" w:cs="Avenir Next" w:eastAsia="Avenir Next"/>
+                <w:color w:val="1A1A1A"/>
                 <w:sz w:val="20"/>
                 <w:szCs w:val="20"/>
               </w:rPr>
-              <w:t xml:space="preserve">11.</w:t>
-            </w:r>
-            <w:r>
-              <w:rPr>
-                <w:rFonts w:ascii="Avenir Next" w:hAnsi="Avenir Next" w:cs="Avenir Next" w:eastAsia="Avenir Next"/>
-                <w:color w:val="1A1A1A"/>
-                <w:sz w:val="20"/>
-                <w:szCs w:val="20"/>
-              </w:rPr>
               <w:tab/>
             </w:r>
             <w:r>
               <w:rPr>
                 <w:rFonts w:ascii="Avenir Next" w:hAnsi="Avenir Next" w:cs="Avenir Next" w:eastAsia="Avenir Next"/>
                 <w:color w:val="1A1A1A"/>
-                <w:sz w:val="20"/>
+                <w:sz w:val="22"/>
                 <w:szCs w:val="20"/>
               </w:rPr>
               <w:t xml:space="preserve">The distance from −6 to 4 is —</w:t>
@@ -3208,7 +3214,7 @@
                       <w:rFonts w:ascii="Avenir Next" w:hAnsi="Avenir Next" w:cs="Avenir Next" w:eastAsia="Avenir Next"/>
                       <w:b/>
                       <w:color w:val="003A70"/>
-                      <w:sz w:val="19"/>
+                      <w:sz w:val="22"/>
                       <w:szCs w:val="19"/>
                     </w:rPr>
                     <w:t xml:space="preserve">A</w:t>
@@ -3226,7 +3232,7 @@
                     <w:rPr>
                       <w:rFonts w:ascii="Avenir Next" w:hAnsi="Avenir Next" w:cs="Avenir Next" w:eastAsia="Avenir Next"/>
                       <w:color w:val="1A1A1A"/>
-                      <w:sz w:val="19"/>
+                      <w:sz w:val="22"/>
                       <w:szCs w:val="19"/>
                     </w:rPr>
                     <w:t xml:space="preserve">2</w:t>
@@ -3251,7 +3257,7 @@
                       <w:rFonts w:ascii="Avenir Next" w:hAnsi="Avenir Next" w:cs="Avenir Next" w:eastAsia="Avenir Next"/>
                       <w:b/>
                       <w:color w:val="003A70"/>
-                      <w:sz w:val="19"/>
+                      <w:sz w:val="22"/>
                       <w:szCs w:val="19"/>
                     </w:rPr>
                     <w:t xml:space="preserve">B</w:t>
@@ -3269,7 +3275,7 @@
                     <w:rPr>
                       <w:rFonts w:ascii="Avenir Next" w:hAnsi="Avenir Next" w:cs="Avenir Next" w:eastAsia="Avenir Next"/>
                       <w:color w:val="1A1A1A"/>
-                      <w:sz w:val="19"/>
+                      <w:sz w:val="22"/>
                       <w:szCs w:val="19"/>
                     </w:rPr>
                     <w:t xml:space="preserve">−10</w:t>
@@ -3294,7 +3300,7 @@
                       <w:rFonts w:ascii="Avenir Next" w:hAnsi="Avenir Next" w:cs="Avenir Next" w:eastAsia="Avenir Next"/>
                       <w:b/>
                       <w:color w:val="003A70"/>
-                      <w:sz w:val="19"/>
+                      <w:sz w:val="22"/>
                       <w:szCs w:val="19"/>
                     </w:rPr>
                     <w:t xml:space="preserve">C</w:t>
@@ -3312,7 +3318,7 @@
                     <w:rPr>
                       <w:rFonts w:ascii="Avenir Next" w:hAnsi="Avenir Next" w:cs="Avenir Next" w:eastAsia="Avenir Next"/>
                       <w:color w:val="1A1A1A"/>
-                      <w:sz w:val="19"/>
+                      <w:sz w:val="22"/>
                       <w:szCs w:val="19"/>
                     </w:rPr>
                     <w:t xml:space="preserve">10</w:t>
@@ -3337,7 +3343,7 @@
                       <w:rFonts w:ascii="Avenir Next" w:hAnsi="Avenir Next" w:cs="Avenir Next" w:eastAsia="Avenir Next"/>
                       <w:b/>
                       <w:color w:val="003A70"/>
-                      <w:sz w:val="19"/>
+                      <w:sz w:val="22"/>
                       <w:szCs w:val="19"/>
                     </w:rPr>
                     <w:t xml:space="preserve">D</w:t>
@@ -3355,7 +3361,7 @@
                     <w:rPr>
                       <w:rFonts w:ascii="Avenir Next" w:hAnsi="Avenir Next" w:cs="Avenir Next" w:eastAsia="Avenir Next"/>
                       <w:color w:val="1A1A1A"/>
-                      <w:sz w:val="19"/>
+                      <w:sz w:val="22"/>
                       <w:szCs w:val="19"/>
                     </w:rPr>
                     <w:t xml:space="preserve">24</w:t>
@@ -3366,7 +3372,7 @@
           </w:tbl>
           <w:p>
             <w:pPr>
-              <w:spacing w:before="0" w:after="0" w:line="24" w:lineRule="auto"/>
+              <w:spacing w:before="0" w:after="0" w:line="50" w:lineRule="exact"/>
             </w:pPr>
           </w:p>
         </w:tc>
@@ -3374,11 +3380,12 @@
     </w:tbl>
     <w:p>
       <w:pPr>
-        <w:spacing w:before="0" w:after="0" w:line="20" w:lineRule="exact"/>
+        <w:spacing w:before="0" w:after="0" w:line="50" w:lineRule="exact"/>
       </w:pPr>
     </w:p>
     <w:p>
       <w:pPr>
+        <w:pStyle w:val="Heading2"/>
         <w:keepNext/>
         <w:pBdr>
           <w:bottom w:val="single" w:sz="8" w:space="3" w:color="003A70"/>
@@ -3394,7 +3401,7 @@
           <w:b/>
           <w:color w:val="003A70"/>
           <w:spacing w:val="14"/>
-          <w:sz w:val="19"/>
+          <w:sz w:val="22"/>
           <w:szCs w:val="19"/>
         </w:rPr>
         <w:t xml:space="preserve">SELF-CHECK CODE</w:t>
@@ -3413,7 +3420,7 @@
           <w:rFonts w:ascii="Avenir Next" w:hAnsi="Avenir Next" w:cs="Avenir Next" w:eastAsia="Avenir Next"/>
           <w:i/>
           <w:color w:val="5A5F66"/>
-          <w:sz w:val="17"/>
+          <w:sz w:val="22"/>
           <w:szCs w:val="17"/>
         </w:rPr>
         <w:t xml:space="preserve">find your answer · copy its letter into that problem’s box · spell a math word</w:t>
@@ -3472,7 +3479,7 @@
                 <w:rFonts w:ascii="Avenir Next" w:hAnsi="Avenir Next" w:cs="Avenir Next" w:eastAsia="Avenir Next"/>
                 <w:b/>
                 <w:color w:val="1A1A1A"/>
-                <w:sz w:val="18"/>
+                <w:sz w:val="22"/>
                 <w:szCs w:val="18"/>
               </w:rPr>
               <w:t xml:space="preserve">75</w:t>
@@ -3488,7 +3495,7 @@
                 <w:rFonts w:ascii="Avenir Next" w:hAnsi="Avenir Next" w:cs="Avenir Next" w:eastAsia="Avenir Next"/>
                 <w:b/>
                 <w:color w:val="003A70"/>
-                <w:sz w:val="18"/>
+                <w:sz w:val="22"/>
                 <w:szCs w:val="18"/>
               </w:rPr>
               <w:t xml:space="preserve">U</w:t>
@@ -3511,7 +3518,7 @@
                 <w:rFonts w:ascii="Avenir Next" w:hAnsi="Avenir Next" w:cs="Avenir Next" w:eastAsia="Avenir Next"/>
                 <w:b/>
                 <w:color w:val="1A1A1A"/>
-                <w:sz w:val="18"/>
+                <w:sz w:val="22"/>
                 <w:szCs w:val="18"/>
               </w:rPr>
               <w:t xml:space="preserve">15</w:t>
@@ -3527,7 +3534,7 @@
                 <w:rFonts w:ascii="Avenir Next" w:hAnsi="Avenir Next" w:cs="Avenir Next" w:eastAsia="Avenir Next"/>
                 <w:b/>
                 <w:color w:val="003A70"/>
-                <w:sz w:val="18"/>
+                <w:sz w:val="22"/>
                 <w:szCs w:val="18"/>
               </w:rPr>
               <w:t xml:space="preserve">S</w:t>
@@ -3550,7 +3557,7 @@
                 <w:rFonts w:ascii="Avenir Next" w:hAnsi="Avenir Next" w:cs="Avenir Next" w:eastAsia="Avenir Next"/>
                 <w:b/>
                 <w:color w:val="1A1A1A"/>
-                <w:sz w:val="18"/>
+                <w:sz w:val="22"/>
                 <w:szCs w:val="18"/>
               </w:rPr>
               <w:t xml:space="preserve">18</w:t>
@@ -3566,7 +3573,7 @@
                 <w:rFonts w:ascii="Avenir Next" w:hAnsi="Avenir Next" w:cs="Avenir Next" w:eastAsia="Avenir Next"/>
                 <w:b/>
                 <w:color w:val="003A70"/>
-                <w:sz w:val="18"/>
+                <w:sz w:val="22"/>
                 <w:szCs w:val="18"/>
               </w:rPr>
               <w:t xml:space="preserve">A</w:t>
@@ -3589,7 +3596,7 @@
                 <w:rFonts w:ascii="Avenir Next" w:hAnsi="Avenir Next" w:cs="Avenir Next" w:eastAsia="Avenir Next"/>
                 <w:b/>
                 <w:color w:val="1A1A1A"/>
-                <w:sz w:val="18"/>
+                <w:sz w:val="22"/>
                 <w:szCs w:val="18"/>
               </w:rPr>
               <w:t xml:space="preserve">6.5</w:t>
@@ -3605,7 +3612,7 @@
                 <w:rFonts w:ascii="Avenir Next" w:hAnsi="Avenir Next" w:cs="Avenir Next" w:eastAsia="Avenir Next"/>
                 <w:b/>
                 <w:color w:val="003A70"/>
-                <w:sz w:val="18"/>
+                <w:sz w:val="22"/>
                 <w:szCs w:val="18"/>
               </w:rPr>
               <w:t xml:space="preserve">O</w:t>
@@ -3628,7 +3635,7 @@
                 <w:rFonts w:ascii="Avenir Next" w:hAnsi="Avenir Next" w:cs="Avenir Next" w:eastAsia="Avenir Next"/>
                 <w:b/>
                 <w:color w:val="1A1A1A"/>
-                <w:sz w:val="18"/>
+                <w:sz w:val="22"/>
                 <w:szCs w:val="18"/>
               </w:rPr>
               <w:t xml:space="preserve">14</w:t>
@@ -3644,7 +3651,7 @@
                 <w:rFonts w:ascii="Avenir Next" w:hAnsi="Avenir Next" w:cs="Avenir Next" w:eastAsia="Avenir Next"/>
                 <w:b/>
                 <w:color w:val="003A70"/>
-                <w:sz w:val="18"/>
+                <w:sz w:val="22"/>
                 <w:szCs w:val="18"/>
               </w:rPr>
               <w:t xml:space="preserve">B</w:t>
@@ -3667,7 +3674,7 @@
                 <w:rFonts w:ascii="Avenir Next" w:hAnsi="Avenir Next" w:cs="Avenir Next" w:eastAsia="Avenir Next"/>
                 <w:b/>
                 <w:color w:val="1A1A1A"/>
-                <w:sz w:val="18"/>
+                <w:sz w:val="22"/>
                 <w:szCs w:val="18"/>
               </w:rPr>
               <w:t xml:space="preserve">220</w:t>
@@ -3683,7 +3690,7 @@
                 <w:rFonts w:ascii="Avenir Next" w:hAnsi="Avenir Next" w:cs="Avenir Next" w:eastAsia="Avenir Next"/>
                 <w:b/>
                 <w:color w:val="003A70"/>
-                <w:sz w:val="18"/>
+                <w:sz w:val="22"/>
                 <w:szCs w:val="18"/>
               </w:rPr>
               <w:t xml:space="preserve">E</w:t>
@@ -3706,7 +3713,7 @@
                 <w:rFonts w:ascii="Avenir Next" w:hAnsi="Avenir Next" w:cs="Avenir Next" w:eastAsia="Avenir Next"/>
                 <w:b/>
                 <w:color w:val="1A1A1A"/>
-                <w:sz w:val="18"/>
+                <w:sz w:val="22"/>
                 <w:szCs w:val="18"/>
               </w:rPr>
               <w:t xml:space="preserve">35</w:t>
@@ -3722,7 +3729,7 @@
                 <w:rFonts w:ascii="Avenir Next" w:hAnsi="Avenir Next" w:cs="Avenir Next" w:eastAsia="Avenir Next"/>
                 <w:b/>
                 <w:color w:val="003A70"/>
-                <w:sz w:val="18"/>
+                <w:sz w:val="22"/>
                 <w:szCs w:val="18"/>
               </w:rPr>
               <w:t xml:space="preserve">L</w:t>
@@ -3745,7 +3752,7 @@
                 <w:rFonts w:ascii="Avenir Next" w:hAnsi="Avenir Next" w:cs="Avenir Next" w:eastAsia="Avenir Next"/>
                 <w:b/>
                 <w:color w:val="1A1A1A"/>
-                <w:sz w:val="18"/>
+                <w:sz w:val="22"/>
                 <w:szCs w:val="18"/>
               </w:rPr>
               <w:t xml:space="preserve">21</w:t>
@@ -3761,7 +3768,7 @@
                 <w:rFonts w:ascii="Avenir Next" w:hAnsi="Avenir Next" w:cs="Avenir Next" w:eastAsia="Avenir Next"/>
                 <w:b/>
                 <w:color w:val="003A70"/>
-                <w:sz w:val="18"/>
+                <w:sz w:val="22"/>
                 <w:szCs w:val="18"/>
               </w:rPr>
               <w:t xml:space="preserve">Z</w:t>
@@ -3784,7 +3791,7 @@
                 <w:rFonts w:ascii="Avenir Next" w:hAnsi="Avenir Next" w:cs="Avenir Next" w:eastAsia="Avenir Next"/>
                 <w:b/>
                 <w:color w:val="1A1A1A"/>
-                <w:sz w:val="18"/>
+                <w:sz w:val="22"/>
                 <w:szCs w:val="18"/>
               </w:rPr>
               <w:t xml:space="preserve">430</w:t>
@@ -3800,7 +3807,7 @@
                 <w:rFonts w:ascii="Avenir Next" w:hAnsi="Avenir Next" w:cs="Avenir Next" w:eastAsia="Avenir Next"/>
                 <w:b/>
                 <w:color w:val="003A70"/>
-                <w:sz w:val="18"/>
+                <w:sz w:val="22"/>
                 <w:szCs w:val="18"/>
               </w:rPr>
               <w:t xml:space="preserve">T</w:t>
@@ -3823,7 +3830,7 @@
                 <w:rFonts w:ascii="Avenir Next" w:hAnsi="Avenir Next" w:cs="Avenir Next" w:eastAsia="Avenir Next"/>
                 <w:b/>
                 <w:color w:val="1A1A1A"/>
-                <w:sz w:val="18"/>
+                <w:sz w:val="22"/>
                 <w:szCs w:val="18"/>
               </w:rPr>
               <w:t xml:space="preserve">59</w:t>
@@ -3839,7 +3846,7 @@
                 <w:rFonts w:ascii="Avenir Next" w:hAnsi="Avenir Next" w:cs="Avenir Next" w:eastAsia="Avenir Next"/>
                 <w:b/>
                 <w:color w:val="003A70"/>
-                <w:sz w:val="18"/>
+                <w:sz w:val="22"/>
                 <w:szCs w:val="18"/>
               </w:rPr>
               <w:t xml:space="preserve">Q</w:t>
@@ -3850,7 +3857,7 @@
     </w:tbl>
     <w:p>
       <w:pPr>
-        <w:spacing w:before="0" w:after="0" w:line="60" w:lineRule="auto"/>
+        <w:spacing w:before="0" w:after="0" w:line="50" w:lineRule="exact"/>
       </w:pPr>
     </w:p>
     <w:tbl>
@@ -4061,7 +4068,7 @@
     </w:tbl>
     <w:p>
       <w:pPr>
-        <w:spacing w:before="0" w:after="0" w:line="40" w:lineRule="auto"/>
+        <w:spacing w:before="0" w:after="0" w:line="50" w:lineRule="exact"/>
       </w:pPr>
     </w:p>
     <w:tbl>
@@ -4103,6 +4110,7 @@
           </w:tcPr>
           <w:p>
             <w:pPr>
+              <w:pStyle w:val="Heading2"/>
               <w:spacing w:before="0" w:after="0" w:line="240" w:lineRule="auto"/>
             </w:pPr>
             <w:r>
@@ -4140,7 +4148,7 @@
               <w:rPr>
                 <w:rFonts w:ascii="Avenir Next" w:hAnsi="Avenir Next" w:cs="Avenir Next" w:eastAsia="Avenir Next"/>
                 <w:color w:val="1A1A1A"/>
-                <w:sz w:val="17"/>
+                <w:sz w:val="22"/>
                 <w:szCs w:val="17"/>
               </w:rPr>
               <w:t xml:space="preserve">  I can do this on my own</w:t>
@@ -4169,7 +4177,7 @@
               <w:rPr>
                 <w:rFonts w:ascii="Avenir Next" w:hAnsi="Avenir Next" w:cs="Avenir Next" w:eastAsia="Avenir Next"/>
                 <w:color w:val="1A1A1A"/>
-                <w:sz w:val="17"/>
+                <w:sz w:val="22"/>
                 <w:szCs w:val="17"/>
               </w:rPr>
               <w:t xml:space="preserve">  I need a little help</w:t>
@@ -4198,7 +4206,7 @@
               <w:rPr>
                 <w:rFonts w:ascii="Avenir Next" w:hAnsi="Avenir Next" w:cs="Avenir Next" w:eastAsia="Avenir Next"/>
                 <w:color w:val="1A1A1A"/>
-                <w:sz w:val="17"/>
+                <w:sz w:val="22"/>
                 <w:szCs w:val="17"/>
               </w:rPr>
               <w:t xml:space="preserve">  I have a question about #</w:t>
@@ -4219,7 +4227,7 @@
     </w:tbl>
     <w:p>
       <w:pPr>
-        <w:spacing w:before="0" w:after="0" w:line="20" w:lineRule="exact"/>
+        <w:spacing w:before="0" w:after="0" w:line="50" w:lineRule="exact"/>
       </w:pPr>
     </w:p>
     <w:sectPr>
@@ -4305,7 +4313,106 @@
               <w:sz w:val="15"/>
               <w:szCs w:val="15"/>
             </w:rPr>
-            <w:t xml:space="preserve">Lesson 7-3  ·  Session 2  ·  Practice Form B</w:t>
+            <w:t xml:space="preserve">7-3 · Page </w:t>
+          </w:r>
+          <w:r>
+            <w:rPr>
+              <w:rFonts w:ascii="Avenir Next" w:hAnsi="Avenir Next" w:cs="Avenir Next" w:eastAsia="Avenir Next"/>
+              <w:color w:val="5A5F66"/>
+              <w:sz w:val="15"/>
+              <w:szCs w:val="15"/>
+            </w:rPr>
+            <w:fldChar w:fldCharType="begin"/>
+          </w:r>
+          <w:r>
+            <w:rPr>
+              <w:rFonts w:ascii="Avenir Next" w:hAnsi="Avenir Next" w:cs="Avenir Next" w:eastAsia="Avenir Next"/>
+              <w:color w:val="5A5F66"/>
+              <w:sz w:val="15"/>
+              <w:szCs w:val="15"/>
+            </w:rPr>
+            <w:instrText xml:space="preserve"> PAGE </w:instrText>
+          </w:r>
+          <w:r>
+            <w:rPr>
+              <w:rFonts w:ascii="Avenir Next" w:hAnsi="Avenir Next" w:cs="Avenir Next" w:eastAsia="Avenir Next"/>
+              <w:color w:val="5A5F66"/>
+              <w:sz w:val="15"/>
+              <w:szCs w:val="15"/>
+            </w:rPr>
+            <w:fldChar w:fldCharType="separate"/>
+          </w:r>
+          <w:r>
+            <w:rPr>
+              <w:rFonts w:ascii="Avenir Next" w:hAnsi="Avenir Next" w:cs="Avenir Next" w:eastAsia="Avenir Next"/>
+              <w:color w:val="5A5F66"/>
+              <w:sz w:val="15"/>
+              <w:szCs w:val="15"/>
+            </w:rPr>
+            <w:t xml:space="preserve">1</w:t>
+          </w:r>
+          <w:r>
+            <w:rPr>
+              <w:rFonts w:ascii="Avenir Next" w:hAnsi="Avenir Next" w:cs="Avenir Next" w:eastAsia="Avenir Next"/>
+              <w:color w:val="5A5F66"/>
+              <w:sz w:val="15"/>
+              <w:szCs w:val="15"/>
+            </w:rPr>
+            <w:fldChar w:fldCharType="end"/>
+          </w:r>
+          <w:r>
+            <w:rPr>
+              <w:rFonts w:ascii="Avenir Next" w:hAnsi="Avenir Next" w:cs="Avenir Next" w:eastAsia="Avenir Next"/>
+              <w:color w:val="5A5F66"/>
+              <w:sz w:val="15"/>
+              <w:szCs w:val="15"/>
+            </w:rPr>
+            <w:t xml:space="preserve"> of </w:t>
+          </w:r>
+          <w:r>
+            <w:rPr>
+              <w:rFonts w:ascii="Avenir Next" w:hAnsi="Avenir Next" w:cs="Avenir Next" w:eastAsia="Avenir Next"/>
+              <w:color w:val="5A5F66"/>
+              <w:sz w:val="15"/>
+              <w:szCs w:val="15"/>
+            </w:rPr>
+            <w:fldChar w:fldCharType="begin"/>
+          </w:r>
+          <w:r>
+            <w:rPr>
+              <w:rFonts w:ascii="Avenir Next" w:hAnsi="Avenir Next" w:cs="Avenir Next" w:eastAsia="Avenir Next"/>
+              <w:color w:val="5A5F66"/>
+              <w:sz w:val="15"/>
+              <w:szCs w:val="15"/>
+            </w:rPr>
+            <w:instrText xml:space="preserve"> NUMPAGES </w:instrText>
+          </w:r>
+          <w:r>
+            <w:rPr>
+              <w:rFonts w:ascii="Avenir Next" w:hAnsi="Avenir Next" w:cs="Avenir Next" w:eastAsia="Avenir Next"/>
+              <w:color w:val="5A5F66"/>
+              <w:sz w:val="15"/>
+              <w:szCs w:val="15"/>
+            </w:rPr>
+            <w:fldChar w:fldCharType="separate"/>
+          </w:r>
+          <w:r>
+            <w:rPr>
+              <w:rFonts w:ascii="Avenir Next" w:hAnsi="Avenir Next" w:cs="Avenir Next" w:eastAsia="Avenir Next"/>
+              <w:color w:val="5A5F66"/>
+              <w:sz w:val="15"/>
+              <w:szCs w:val="15"/>
+            </w:rPr>
+            <w:t xml:space="preserve">1</w:t>
+          </w:r>
+          <w:r>
+            <w:rPr>
+              <w:rFonts w:ascii="Avenir Next" w:hAnsi="Avenir Next" w:cs="Avenir Next" w:eastAsia="Avenir Next"/>
+              <w:color w:val="5A5F66"/>
+              <w:sz w:val="15"/>
+              <w:szCs w:val="15"/>
+            </w:rPr>
+            <w:fldChar w:fldCharType="end"/>
           </w:r>
         </w:p>
       </w:tc>
@@ -4348,5 +4455,23 @@
       </w:tblCellMar>
     </w:tblPr>
   </w:style>
+  <w:style w:type="paragraph" w:styleId="Heading1">
+    <w:name w:val="heading 1"/>
+    <w:basedOn w:val="Normal"/>
+    <w:pPr>
+      <w:outlineLvl w:val="0"/>
+      <w:keepNext w:val="0"/>
+      <w:keepLines w:val="0"/>
+    </w:pPr>
+  </w:style>
+  <w:style w:type="paragraph" w:styleId="Heading2">
+    <w:name w:val="heading 2"/>
+    <w:basedOn w:val="Normal"/>
+    <w:pPr>
+      <w:outlineLvl w:val="1"/>
+      <w:keepNext w:val="0"/>
+      <w:keepLines w:val="0"/>
+    </w:pPr>
+  </w:style>
 </w:styles>
 </file>